--- a/docs/SE_Attainment_Tracker_Quick_Start_Guide.docx
+++ b/docs/SE_Attainment_Tracker_Quick_Start_Guide.docx
@@ -1,14 +1,14 @@
 
 <file path=word/document.xml><?xml version="1.0" encoding="utf-8"?>
-<w:document xmlns:w="http://schemas.openxmlformats.org/wordprocessingml/2006/main" xmlns:m="http://schemas.openxmlformats.org/officeDocument/2006/math" xmlns:r="http://schemas.openxmlformats.org/officeDocument/2006/relationships" xmlns:o="urn:schemas-microsoft-com:office:office" xmlns:v="urn:schemas-microsoft-com:vml" xmlns:w10="urn:schemas-microsoft-com:office:word" xmlns:a="http://schemas.openxmlformats.org/drawingml/2006/main" xmlns:pic="http://schemas.openxmlformats.org/drawingml/2006/picture" xmlns:wp="http://schemas.openxmlformats.org/drawingml/2006/wordprocessingDrawing">
+<w:document xmlns:wpc="http://schemas.microsoft.com/office/word/2010/wordprocessingCanvas" xmlns:cx="http://schemas.microsoft.com/office/drawing/2014/chartex" xmlns:cx1="http://schemas.microsoft.com/office/drawing/2015/9/8/chartex" xmlns:cx2="http://schemas.microsoft.com/office/drawing/2015/10/21/chartex" xmlns:cx3="http://schemas.microsoft.com/office/drawing/2016/5/9/chartex" xmlns:cx4="http://schemas.microsoft.com/office/drawing/2016/5/10/chartex" xmlns:cx5="http://schemas.microsoft.com/office/drawing/2016/5/11/chartex" xmlns:cx6="http://schemas.microsoft.com/office/drawing/2016/5/12/chartex" xmlns:cx7="http://schemas.microsoft.com/office/drawing/2016/5/13/chartex" xmlns:cx8="http://schemas.microsoft.com/office/drawing/2016/5/14/chartex" xmlns:mc="http://schemas.openxmlformats.org/markup-compatibility/2006" xmlns:aink="http://schemas.microsoft.com/office/drawing/2016/ink" xmlns:am3d="http://schemas.microsoft.com/office/drawing/2017/model3d" xmlns:o="urn:schemas-microsoft-com:office:office" xmlns:oel="http://schemas.microsoft.com/office/2019/extlst" xmlns:r="http://schemas.openxmlformats.org/officeDocument/2006/relationships" xmlns:m="http://schemas.openxmlformats.org/officeDocument/2006/math" xmlns:v="urn:schemas-microsoft-com:vml" xmlns:wp14="http://schemas.microsoft.com/office/word/2010/wordprocessingDrawing" xmlns:wp="http://schemas.openxmlformats.org/drawingml/2006/wordprocessingDrawing" xmlns:w10="urn:schemas-microsoft-com:office:word" xmlns:w="http://schemas.openxmlformats.org/wordprocessingml/2006/main" xmlns:w14="http://schemas.microsoft.com/office/word/2010/wordml" xmlns:w15="http://schemas.microsoft.com/office/word/2012/wordml" xmlns:w16cex="http://schemas.microsoft.com/office/word/2018/wordml/cex" xmlns:w16cid="http://schemas.microsoft.com/office/word/2016/wordml/cid" xmlns:w16="http://schemas.microsoft.com/office/word/2018/wordml" xmlns:w16du="http://schemas.microsoft.com/office/word/2023/wordml/word16du" xmlns:w16sdtdh="http://schemas.microsoft.com/office/word/2020/wordml/sdtdatahash" xmlns:w16sdtfl="http://schemas.microsoft.com/office/word/2024/wordml/sdtformatlock" xmlns:w16se="http://schemas.microsoft.com/office/word/2015/wordml/symex" xmlns:wpg="http://schemas.microsoft.com/office/word/2010/wordprocessingGroup" xmlns:wpi="http://schemas.microsoft.com/office/word/2010/wordprocessingInk" xmlns:wne="http://schemas.microsoft.com/office/word/2006/wordml" xmlns:wps="http://schemas.microsoft.com/office/word/2010/wordprocessingShape" mc:Ignorable="w14 w15 w16se w16cid w16 w16cex w16sdtdh w16sdtfl w16du wp14">
   <w:body>
-    <w:bookmarkStart w:id="19" w:name="se-attainment-tracker--quick-start-guide"/>
     <w:p>
       <w:pPr>
         <w:pStyle w:val="Heading1"/>
       </w:pPr>
-      <w:r>
-        <w:t xml:space="preserve">SE Attainment Tracker — Quick Start Guide</w:t>
+      <w:bookmarkStart w:id="0" w:name="se-attainment-tracker--quick-start-guide"/>
+      <w:r>
+        <w:t>SE Attainment Tracker — Quick Start Guide</w:t>
       </w:r>
     </w:p>
     <w:p>
@@ -20,7 +20,7 @@
           <w:b/>
           <w:bCs/>
         </w:rPr>
-        <w:t xml:space="preserve">For Sales Engineers</w:t>
+        <w:t>For Sales Engineers</w:t>
       </w:r>
     </w:p>
     <w:p>
@@ -32,17 +32,17 @@
           <w:b/>
           <w:bCs/>
         </w:rPr>
-        <w:t xml:space="preserve">App:</w:t>
+        <w:t>App:</w:t>
       </w:r>
       <w:r>
         <w:t xml:space="preserve"> </w:t>
       </w:r>
-      <w:hyperlink r:id="rId9">
+      <w:hyperlink r:id="rId5">
         <w:r>
           <w:rPr>
             <w:rStyle w:val="Hyperlink"/>
           </w:rPr>
-          <w:t xml:space="preserve">https://se-quota-tracker.web.app</w:t>
+          <w:t>https://se-quota-tracker.web.app</w:t>
         </w:r>
       </w:hyperlink>
     </w:p>
@@ -55,29 +55,29 @@
           <w:b/>
           <w:bCs/>
         </w:rPr>
-        <w:t xml:space="preserve">Last updated:</w:t>
-      </w:r>
-      <w:r>
-        <w:t xml:space="preserve"> </w:t>
-      </w:r>
-      <w:r>
-        <w:t xml:space="preserve">July 2026</w:t>
-      </w:r>
-    </w:p>
-    <w:p>
-      <w:r>
-        <w:pict>
-          <v:rect style="width:0;height:1.5pt" o:hralign="center" o:hrstd="t" o:hr="t"/>
+        <w:t>Last updated:</w:t>
+      </w:r>
+      <w:r>
+        <w:t xml:space="preserve"> July 2026</w:t>
+      </w:r>
+    </w:p>
+    <w:p>
+      <w:r>
+        <w:rPr>
+          <w:noProof/>
+        </w:rPr>
+        <w:pict w14:anchorId="5EDAD9D6">
+          <v:rect id="_x0000_i1033" alt="" style="width:468pt;height:.05pt;mso-width-percent:0;mso-height-percent:0;mso-width-percent:0;mso-height-percent:0" o:hralign="center" o:hrstd="t" o:hr="t"/>
         </w:pict>
       </w:r>
     </w:p>
-    <w:bookmarkStart w:id="10" w:name="what-this-app-does"/>
     <w:p>
       <w:pPr>
         <w:pStyle w:val="Heading2"/>
       </w:pPr>
-      <w:r>
-        <w:t xml:space="preserve">What this app does</w:t>
+      <w:bookmarkStart w:id="1" w:name="what-this-app-does"/>
+      <w:r>
+        <w:t>What this app does</w:t>
       </w:r>
     </w:p>
     <w:p>
@@ -85,7 +85,7 @@
         <w:pStyle w:val="FirstParagraph"/>
       </w:pPr>
       <w:r>
-        <w:t xml:space="preserve">The SE Attainment Tracker shows you, in real time, how your region is tracking against quota and what your estimated commission looks like. Closed Won data is pulled in automatically every night — there's no spreadsheet and no deal entry. You just sign in and check your numbers.</w:t>
+        <w:t>The SE Attainment Tracker shows you, in real time, how your region is tracking against quota and what your estimated commission looks like. Closed Won data is pulled in automatically every night — there's no spreadsheet and no deal entry. You just sign in and check your numbers.</w:t>
       </w:r>
     </w:p>
     <w:p>
@@ -93,7 +93,7 @@
         <w:pStyle w:val="BodyText"/>
       </w:pPr>
       <w:r>
-        <w:t xml:space="preserve">Two things to know up front:</w:t>
+        <w:t>Two things to know up front:</w:t>
       </w:r>
     </w:p>
     <w:p>
@@ -101,7 +101,7 @@
         <w:pStyle w:val="Compact"/>
         <w:numPr>
           <w:ilvl w:val="0"/>
-          <w:numId w:val="1001"/>
+          <w:numId w:val="2"/>
         </w:numPr>
       </w:pPr>
       <w:r>
@@ -109,13 +109,10 @@
           <w:b/>
           <w:bCs/>
         </w:rPr>
-        <w:t xml:space="preserve">All amounts are in USD.</w:t>
-      </w:r>
-      <w:r>
-        <w:t xml:space="preserve"> </w:t>
-      </w:r>
-      <w:r>
-        <w:t xml:space="preserve">Quotas are set in USD and converted to your local currency by the company when you're paid.</w:t>
+        <w:t>All amounts are in USD.</w:t>
+      </w:r>
+      <w:r>
+        <w:t xml:space="preserve"> Quotas are set in USD and converted to your local currency by the company when you're paid.</w:t>
       </w:r>
     </w:p>
     <w:p>
@@ -123,7 +120,7 @@
         <w:pStyle w:val="Compact"/>
         <w:numPr>
           <w:ilvl w:val="0"/>
-          <w:numId w:val="1001"/>
+          <w:numId w:val="2"/>
         </w:numPr>
       </w:pPr>
       <w:r>
@@ -131,30 +128,30 @@
           <w:b/>
           <w:bCs/>
         </w:rPr>
-        <w:t xml:space="preserve">Everything shown is an estimate</w:t>
-      </w:r>
-      <w:r>
-        <w:t xml:space="preserve"> </w:t>
-      </w:r>
-      <w:r>
-        <w:t xml:space="preserve">to help you plan. Your actual commission is confirmed by Finance.</w:t>
-      </w:r>
-    </w:p>
-    <w:p>
-      <w:r>
-        <w:pict>
-          <v:rect style="width:0;height:1.5pt" o:hralign="center" o:hrstd="t" o:hr="t"/>
+        <w:t>Everything shown is an estimate</w:t>
+      </w:r>
+      <w:r>
+        <w:t xml:space="preserve"> to help you plan. Your actual commission is confirmed by Finance.</w:t>
+      </w:r>
+    </w:p>
+    <w:p>
+      <w:r>
+        <w:rPr>
+          <w:noProof/>
+        </w:rPr>
+        <w:pict w14:anchorId="2904670D">
+          <v:rect id="_x0000_i1032" alt="" style="width:468pt;height:.05pt;mso-width-percent:0;mso-height-percent:0;mso-width-percent:0;mso-height-percent:0" o:hralign="center" o:hrstd="t" o:hr="t"/>
         </w:pict>
       </w:r>
     </w:p>
-    <w:bookmarkEnd w:id="10"/>
-    <w:bookmarkStart w:id="11" w:name="X89aba8b522ce1c4a723a271fff62e63171f0c45"/>
     <w:p>
       <w:pPr>
         <w:pStyle w:val="Heading2"/>
       </w:pPr>
-      <w:r>
-        <w:t xml:space="preserve">1. Sign in</w:t>
+      <w:bookmarkStart w:id="2" w:name="X89aba8b522ce1c4a723a271fff62e63171f0c45"/>
+      <w:bookmarkEnd w:id="1"/>
+      <w:r>
+        <w:t>1. Sign in</w:t>
       </w:r>
     </w:p>
     <w:p>
@@ -162,23 +159,20 @@
         <w:pStyle w:val="Compact"/>
         <w:numPr>
           <w:ilvl w:val="0"/>
-          <w:numId w:val="1002"/>
+          <w:numId w:val="3"/>
         </w:numPr>
       </w:pPr>
       <w:r>
-        <w:t xml:space="preserve">Go to</w:t>
-      </w:r>
-      <w:r>
-        <w:t xml:space="preserve"> </w:t>
-      </w:r>
-      <w:hyperlink r:id="rId9">
+        <w:t xml:space="preserve">Go to </w:t>
+      </w:r>
+      <w:hyperlink r:id="rId6">
         <w:r>
           <w:rPr>
             <w:rStyle w:val="Hyperlink"/>
             <w:b/>
             <w:bCs/>
           </w:rPr>
-          <w:t xml:space="preserve">https://se-quota-tracker.web.app</w:t>
+          <w:t>https://se-quota-tracker.web.app</w:t>
         </w:r>
       </w:hyperlink>
     </w:p>
@@ -187,27 +181,21 @@
         <w:pStyle w:val="Compact"/>
         <w:numPr>
           <w:ilvl w:val="0"/>
-          <w:numId w:val="1002"/>
+          <w:numId w:val="3"/>
         </w:numPr>
       </w:pPr>
       <w:r>
-        <w:t xml:space="preserve">Click</w:t>
-      </w:r>
-      <w:r>
-        <w:t xml:space="preserve"> </w:t>
-      </w:r>
-      <w:r>
-        <w:rPr>
-          <w:b/>
-          <w:bCs/>
-        </w:rPr>
-        <w:t xml:space="preserve">Sign in with Google</w:t>
-      </w:r>
-      <w:r>
-        <w:t xml:space="preserve"> </w:t>
-      </w:r>
-      <w:r>
-        <w:t xml:space="preserve">and choose your Simpro work account.</w:t>
+        <w:t xml:space="preserve">Click </w:t>
+      </w:r>
+      <w:r>
+        <w:rPr>
+          <w:b/>
+          <w:bCs/>
+        </w:rPr>
+        <w:t>Sign in with Google</w:t>
+      </w:r>
+      <w:r>
+        <w:t xml:space="preserve"> and choose your Simpro work account.</w:t>
       </w:r>
     </w:p>
     <w:p>
@@ -218,37 +206,70 @@
         <w:rPr>
           <w:b/>
           <w:bCs/>
-        </w:rPr>
-        <w:t xml:space="preserve">📷 Screenshot: The sign-in / landing page</w:t>
-      </w:r>
-    </w:p>
-    <w:p>
-      <w:pPr>
-        <w:pStyle w:val="BlockText"/>
-      </w:pPr>
-      <w:r>
-        <w:rPr>
-          <w:i/>
-          <w:iCs/>
-        </w:rPr>
-        <w:t xml:space="preserve">Paste your screenshot here, then delete this placeholder line.</w:t>
-      </w:r>
-    </w:p>
-    <w:p>
-      <w:r>
-        <w:pict>
-          <v:rect style="width:0;height:1.5pt" o:hralign="center" o:hrstd="t" o:hr="t"/>
+          <w:noProof/>
+        </w:rPr>
+        <w:drawing>
+          <wp:inline distT="0" distB="0" distL="0" distR="0" wp14:anchorId="1A08ACB7" wp14:editId="3751F55E">
+            <wp:extent cx="5943600" cy="2888615"/>
+            <wp:effectExtent l="0" t="0" r="0" b="0"/>
+            <wp:docPr id="1969482953" name="Picture 1" descr="A screenshot of a computer&#10;&#10;AI-generated content may be incorrect."/>
+            <wp:cNvGraphicFramePr>
+              <a:graphicFrameLocks xmlns:a="http://schemas.openxmlformats.org/drawingml/2006/main" noChangeAspect="1"/>
+            </wp:cNvGraphicFramePr>
+            <a:graphic xmlns:a="http://schemas.openxmlformats.org/drawingml/2006/main">
+              <a:graphicData uri="http://schemas.openxmlformats.org/drawingml/2006/picture">
+                <pic:pic xmlns:pic="http://schemas.openxmlformats.org/drawingml/2006/picture">
+                  <pic:nvPicPr>
+                    <pic:cNvPr id="1969482953" name="Picture 1" descr="A screenshot of a computer&#10;&#10;AI-generated content may be incorrect."/>
+                    <pic:cNvPicPr/>
+                  </pic:nvPicPr>
+                  <pic:blipFill>
+                    <a:blip r:embed="rId7">
+                      <a:extLst>
+                        <a:ext uri="{28A0092B-C50C-407E-A947-70E740481C1C}">
+                          <a14:useLocalDpi xmlns:a14="http://schemas.microsoft.com/office/drawing/2010/main" val="0"/>
+                        </a:ext>
+                      </a:extLst>
+                    </a:blip>
+                    <a:stretch>
+                      <a:fillRect/>
+                    </a:stretch>
+                  </pic:blipFill>
+                  <pic:spPr>
+                    <a:xfrm>
+                      <a:off x="0" y="0"/>
+                      <a:ext cx="5943600" cy="2888615"/>
+                    </a:xfrm>
+                    <a:prstGeom prst="rect">
+                      <a:avLst/>
+                    </a:prstGeom>
+                  </pic:spPr>
+                </pic:pic>
+              </a:graphicData>
+            </a:graphic>
+          </wp:inline>
+        </w:drawing>
+      </w:r>
+    </w:p>
+    <w:p>
+      <w:r>
+        <w:rPr>
+          <w:noProof/>
+        </w:rPr>
+        <w:lastRenderedPageBreak/>
+        <w:pict w14:anchorId="2F8A0388">
+          <v:rect id="_x0000_i1031" alt="" style="width:468pt;height:.05pt;mso-width-percent:0;mso-height-percent:0;mso-width-percent:0;mso-height-percent:0" o:hralign="center" o:hrstd="t" o:hr="t"/>
         </w:pict>
       </w:r>
     </w:p>
-    <w:bookmarkEnd w:id="11"/>
-    <w:bookmarkStart w:id="12" w:name="X90600906eba402151efecb911b8a755c3aa753d"/>
     <w:p>
       <w:pPr>
         <w:pStyle w:val="Heading2"/>
       </w:pPr>
-      <w:r>
-        <w:t xml:space="preserve">2. First-time setup (one time only)</w:t>
+      <w:bookmarkStart w:id="3" w:name="X90600906eba402151efecb911b8a755c3aa753d"/>
+      <w:bookmarkEnd w:id="2"/>
+      <w:r>
+        <w:t>2. First-time setup (one time only)</w:t>
       </w:r>
     </w:p>
     <w:p>
@@ -256,7 +277,7 @@
         <w:pStyle w:val="FirstParagraph"/>
       </w:pPr>
       <w:r>
-        <w:t xml:space="preserve">The first time you sign in, a short setup wizard appears.</w:t>
+        <w:t>The first time you sign in, a short setup wizard appears.</w:t>
       </w:r>
     </w:p>
     <w:p>
@@ -268,7 +289,7 @@
           <w:b/>
           <w:bCs/>
         </w:rPr>
-        <w:t xml:space="preserve">Step 1 — About you</w:t>
+        <w:t>Step 1 — About you</w:t>
       </w:r>
     </w:p>
     <w:p>
@@ -276,7 +297,7 @@
         <w:pStyle w:val="Compact"/>
         <w:numPr>
           <w:ilvl w:val="0"/>
-          <w:numId w:val="1003"/>
+          <w:numId w:val="4"/>
         </w:numPr>
       </w:pPr>
       <w:r>
@@ -284,13 +305,10 @@
           <w:b/>
           <w:bCs/>
         </w:rPr>
-        <w:t xml:space="preserve">Your name</w:t>
-      </w:r>
-      <w:r>
-        <w:t xml:space="preserve"> </w:t>
-      </w:r>
-      <w:r>
-        <w:t xml:space="preserve">(usually filled in automatically).</w:t>
+        <w:t>Your name</w:t>
+      </w:r>
+      <w:r>
+        <w:t xml:space="preserve"> (usually filled in automatically).</w:t>
       </w:r>
     </w:p>
     <w:p>
@@ -298,7 +316,7 @@
         <w:pStyle w:val="Compact"/>
         <w:numPr>
           <w:ilvl w:val="0"/>
-          <w:numId w:val="1003"/>
+          <w:numId w:val="4"/>
         </w:numPr>
       </w:pPr>
       <w:r>
@@ -306,13 +324,10 @@
           <w:b/>
           <w:bCs/>
         </w:rPr>
-        <w:t xml:space="preserve">Regions you support</w:t>
-      </w:r>
-      <w:r>
-        <w:t xml:space="preserve"> </w:t>
-      </w:r>
-      <w:r>
-        <w:t xml:space="preserve">— tick one or more (most SEs tick just one). This tells the app which team's Closed Won counts toward your attainment.</w:t>
+        <w:t>Regions you support</w:t>
+      </w:r>
+      <w:r>
+        <w:t xml:space="preserve"> — tick one or more (most SEs tick just one). This tells the app which team's Closed Won counts toward your attainment.</w:t>
       </w:r>
     </w:p>
     <w:p>
@@ -324,7 +339,7 @@
           <w:b/>
           <w:bCs/>
         </w:rPr>
-        <w:t xml:space="preserve">Step 2 — Your comp plan</w:t>
+        <w:t>Step 2 — Your comp plan</w:t>
       </w:r>
     </w:p>
     <w:p>
@@ -332,7 +347,7 @@
         <w:pStyle w:val="Compact"/>
         <w:numPr>
           <w:ilvl w:val="0"/>
-          <w:numId w:val="1004"/>
+          <w:numId w:val="5"/>
         </w:numPr>
       </w:pPr>
       <w:r>
@@ -340,21 +355,16 @@
           <w:b/>
           <w:bCs/>
         </w:rPr>
-        <w:t xml:space="preserve">Annual OTE</w:t>
-      </w:r>
-      <w:r>
-        <w:t xml:space="preserve"> </w:t>
-      </w:r>
-      <w:r>
-        <w:t xml:space="preserve">— your on-target earnings for the year, from your comp plan.</w:t>
-      </w:r>
+        <w:t>Annual total OTE — your total on-target cash earnings for the year (base plus variable), used to derive the 30% commission target.</w:t>
+      </w:r>
+      <w:r/>
     </w:p>
     <w:p>
       <w:pPr>
         <w:pStyle w:val="Compact"/>
         <w:numPr>
           <w:ilvl w:val="0"/>
-          <w:numId w:val="1004"/>
+          <w:numId w:val="5"/>
         </w:numPr>
       </w:pPr>
       <w:r>
@@ -362,13 +372,10 @@
           <w:b/>
           <w:bCs/>
         </w:rPr>
-        <w:t xml:space="preserve">Quarterly quotas (Q1–Q4)</w:t>
-      </w:r>
-      <w:r>
-        <w:t xml:space="preserve"> </w:t>
-      </w:r>
-      <w:r>
-        <w:t xml:space="preserve">— your targets in USD, straight from your signed comp plan. Some regions pre-fill standard quotas — just check they're right.</w:t>
+        <w:t>Quarterly quotas (Q1–Q4)</w:t>
+      </w:r>
+      <w:r>
+        <w:t xml:space="preserve"> — your targets in USD, straight from your signed comp plan. Some regions pre-fill standard quotas — just check they're right.</w:t>
       </w:r>
     </w:p>
     <w:p>
@@ -380,7 +387,7 @@
           <w:b/>
           <w:bCs/>
         </w:rPr>
-        <w:t xml:space="preserve">Step 3 — Launch</w:t>
+        <w:t>Step 3 — Launch</w:t>
       </w:r>
     </w:p>
     <w:p>
@@ -388,24 +395,21 @@
         <w:pStyle w:val="Compact"/>
         <w:numPr>
           <w:ilvl w:val="0"/>
-          <w:numId w:val="1005"/>
+          <w:numId w:val="6"/>
         </w:numPr>
       </w:pPr>
       <w:r>
-        <w:t xml:space="preserve">Click</w:t>
-      </w:r>
-      <w:r>
-        <w:t xml:space="preserve"> </w:t>
-      </w:r>
-      <w:r>
-        <w:rPr>
-          <w:b/>
-          <w:bCs/>
-        </w:rPr>
-        <w:t xml:space="preserve">Launch Dashboard</w:t>
-      </w:r>
-      <w:r>
-        <w:t xml:space="preserve">. You're set up. (You can change any of this later — see section 6.)</w:t>
+        <w:t xml:space="preserve">Click </w:t>
+      </w:r>
+      <w:r>
+        <w:rPr>
+          <w:b/>
+          <w:bCs/>
+        </w:rPr>
+        <w:t>Launch Dashboard</w:t>
+      </w:r>
+      <w:r>
+        <w:t>. You're set up. (You can change any of this later — see section 6.)</w:t>
       </w:r>
     </w:p>
     <w:p>
@@ -417,7 +421,7 @@
           <w:b/>
           <w:bCs/>
         </w:rPr>
-        <w:t xml:space="preserve">📷 Screenshot: The setup wizard (name + regions, then OTE &amp; quotas)</w:t>
+        <w:t>📷 Screenshot: The setup wizard (name + regions, then OTE &amp; quotas)</w:t>
       </w:r>
     </w:p>
     <w:p>
@@ -429,48 +433,31 @@
           <w:i/>
           <w:iCs/>
         </w:rPr>
-        <w:t xml:space="preserve">Paste your screenshot here, then delete this placeholder line.</w:t>
-      </w:r>
-    </w:p>
-    <w:p>
-      <w:r>
-        <w:pict>
-          <v:rect style="width:0;height:1.5pt" o:hralign="center" o:hrstd="t" o:hr="t"/>
+        <w:t>Paste your screenshot here, then delete this placeholder line.</w:t>
+      </w:r>
+    </w:p>
+    <w:p>
+      <w:r>
+        <w:rPr>
+          <w:noProof/>
+        </w:rPr>
+        <w:pict w14:anchorId="5B02B851">
+          <v:rect id="_x0000_i1030" alt="" style="width:468pt;height:.05pt;mso-width-percent:0;mso-height-percent:0;mso-width-percent:0;mso-height-percent:0" o:hralign="center" o:hrstd="t" o:hr="t"/>
         </w:pict>
       </w:r>
     </w:p>
-    <w:bookmarkEnd w:id="12"/>
-    <w:bookmarkStart w:id="13" w:name="X797fe6b5c8617e10501dde18b16f536b8943ed2"/>
     <w:p>
       <w:pPr>
         <w:pStyle w:val="Heading2"/>
-      </w:pPr>
-      <w:r>
-        <w:t xml:space="preserve">3. Your dashboard — a quick tour</w:t>
-      </w:r>
-    </w:p>
-    <w:p>
-      <w:pPr>
-        <w:pStyle w:val="BlockText"/>
-      </w:pPr>
-      <w:r>
-        <w:rPr>
-          <w:b/>
-          <w:bCs/>
-        </w:rPr>
-        <w:t xml:space="preserve">📷 Screenshot: Your full dashboard (whole screen)</w:t>
-      </w:r>
-    </w:p>
-    <w:p>
-      <w:pPr>
-        <w:pStyle w:val="BlockText"/>
-      </w:pPr>
-      <w:r>
-        <w:rPr>
-          <w:i/>
-          <w:iCs/>
-        </w:rPr>
-        <w:t xml:space="preserve">Paste your screenshot here, then delete this placeholder line.</w:t>
+        <w:numPr>
+          <w:ilvl w:val="0"/>
+          <w:numId w:val="3"/>
+        </w:numPr>
+      </w:pPr>
+      <w:bookmarkStart w:id="4" w:name="X797fe6b5c8617e10501dde18b16f536b8943ed2"/>
+      <w:bookmarkEnd w:id="3"/>
+      <w:r>
+        <w:t>Your dashboard — a quick tour</w:t>
       </w:r>
     </w:p>
     <w:p>
@@ -478,7 +465,7 @@
         <w:pStyle w:val="Compact"/>
         <w:numPr>
           <w:ilvl w:val="0"/>
-          <w:numId w:val="1006"/>
+          <w:numId w:val="7"/>
         </w:numPr>
       </w:pPr>
       <w:r>
@@ -486,13 +473,10 @@
           <w:b/>
           <w:bCs/>
         </w:rPr>
-        <w:t xml:space="preserve">Top bar</w:t>
-      </w:r>
-      <w:r>
-        <w:t xml:space="preserve"> </w:t>
-      </w:r>
-      <w:r>
-        <w:t xml:space="preserve">— your headline tiles for the selected month: attainment to quota, estimated commission, your region's Closed Won, and days remaining.</w:t>
+        <w:t>Top bar</w:t>
+      </w:r>
+      <w:r>
+        <w:t xml:space="preserve"> — your headline tiles for the selected month: attainment to quota, estimated commission, your region's Closed Won, and days remaining.</w:t>
       </w:r>
     </w:p>
     <w:p>
@@ -500,7 +484,7 @@
         <w:pStyle w:val="Compact"/>
         <w:numPr>
           <w:ilvl w:val="0"/>
-          <w:numId w:val="1006"/>
+          <w:numId w:val="7"/>
         </w:numPr>
       </w:pPr>
       <w:r>
@@ -508,13 +492,10 @@
           <w:b/>
           <w:bCs/>
         </w:rPr>
-        <w:t xml:space="preserve">Month selector</w:t>
-      </w:r>
-      <w:r>
-        <w:t xml:space="preserve"> </w:t>
-      </w:r>
-      <w:r>
-        <w:t xml:space="preserve">(top right) — switch months to see past or current performance.</w:t>
+        <w:t>Month selector</w:t>
+      </w:r>
+      <w:r>
+        <w:t xml:space="preserve"> (top right) — switch months to see past or current performance.</w:t>
       </w:r>
     </w:p>
     <w:p>
@@ -522,7 +503,7 @@
         <w:pStyle w:val="Compact"/>
         <w:numPr>
           <w:ilvl w:val="0"/>
-          <w:numId w:val="1006"/>
+          <w:numId w:val="7"/>
         </w:numPr>
       </w:pPr>
       <w:r>
@@ -530,21 +511,16 @@
           <w:b/>
           <w:bCs/>
         </w:rPr>
-        <w:t xml:space="preserve">Quota Progress bar</w:t>
-      </w:r>
-      <w:r>
-        <w:t xml:space="preserve"> </w:t>
-      </w:r>
-      <w:r>
-        <w:t xml:space="preserve">— how your team's revenue is tracking toward the regional quota.</w:t>
-      </w:r>
+        <w:t>Quota Progress bar — how your region's Closed Won is tracking against your personal monthly quota.</w:t>
+      </w:r>
+      <w:r/>
     </w:p>
     <w:p>
       <w:pPr>
         <w:pStyle w:val="Compact"/>
         <w:numPr>
           <w:ilvl w:val="0"/>
-          <w:numId w:val="1006"/>
+          <w:numId w:val="7"/>
         </w:numPr>
       </w:pPr>
       <w:r>
@@ -552,13 +528,10 @@
           <w:b/>
           <w:bCs/>
         </w:rPr>
-        <w:t xml:space="preserve">2026 Monthly Attainment chart</w:t>
-      </w:r>
-      <w:r>
-        <w:t xml:space="preserve"> </w:t>
-      </w:r>
-      <w:r>
-        <w:t xml:space="preserve">— one bar per month with your attainment %, so you can see your trend across the year.</w:t>
+        <w:t>2026 Monthly Attainment chart</w:t>
+      </w:r>
+      <w:r>
+        <w:t xml:space="preserve"> — one bar per month with your attainment %, so you can see your trend across the year.</w:t>
       </w:r>
     </w:p>
     <w:p>
@@ -566,7 +539,7 @@
         <w:pStyle w:val="Compact"/>
         <w:numPr>
           <w:ilvl w:val="0"/>
-          <w:numId w:val="1006"/>
+          <w:numId w:val="7"/>
         </w:numPr>
       </w:pPr>
       <w:r>
@@ -574,13 +547,10 @@
           <w:b/>
           <w:bCs/>
         </w:rPr>
-        <w:t xml:space="preserve">Commission Earned This Month</w:t>
-      </w:r>
-      <w:r>
-        <w:t xml:space="preserve"> </w:t>
-      </w:r>
-      <w:r>
-        <w:t xml:space="preserve">— your estimated payout for the month, with a projection of where you'll land.</w:t>
+        <w:t>Commission Earned This Month</w:t>
+      </w:r>
+      <w:r>
+        <w:t xml:space="preserve"> — your estimated payout for the month, with a projection of where you'll land.</w:t>
       </w:r>
     </w:p>
     <w:p>
@@ -588,7 +558,7 @@
         <w:pStyle w:val="Compact"/>
         <w:numPr>
           <w:ilvl w:val="0"/>
-          <w:numId w:val="1006"/>
+          <w:numId w:val="7"/>
         </w:numPr>
       </w:pPr>
       <w:r>
@@ -596,54 +566,30 @@
           <w:b/>
           <w:bCs/>
         </w:rPr>
-        <w:t xml:space="preserve">Quarterly Summary</w:t>
-      </w:r>
-      <w:r>
-        <w:t xml:space="preserve"> </w:t>
-      </w:r>
-      <w:r>
-        <w:t xml:space="preserve">(right side) — your quarter so far and the projected quarterly commission.</w:t>
-      </w:r>
-    </w:p>
-    <w:p>
-      <w:pPr>
-        <w:pStyle w:val="BlockText"/>
-      </w:pPr>
-      <w:r>
-        <w:rPr>
-          <w:b/>
-          <w:bCs/>
-        </w:rPr>
-        <w:t xml:space="preserve">📷 Screenshot: The 2026 Monthly Attainment chart</w:t>
-      </w:r>
-    </w:p>
-    <w:p>
-      <w:pPr>
-        <w:pStyle w:val="BlockText"/>
-      </w:pPr>
-      <w:r>
-        <w:rPr>
-          <w:i/>
-          <w:iCs/>
-        </w:rPr>
-        <w:t xml:space="preserve">Paste your screenshot here, then delete this placeholder line.</w:t>
-      </w:r>
-    </w:p>
-    <w:p>
-      <w:r>
-        <w:pict>
-          <v:rect style="width:0;height:1.5pt" o:hralign="center" o:hrstd="t" o:hr="t"/>
+        <w:t>Quarterly Summary</w:t>
+      </w:r>
+      <w:r>
+        <w:t xml:space="preserve"> (right side) — your quarter so far and the projected quarterly commission.</w:t>
+      </w:r>
+    </w:p>
+    <w:p>
+      <w:r>
+        <w:rPr>
+          <w:noProof/>
+        </w:rPr>
+        <w:pict w14:anchorId="57683ADF">
+          <v:rect id="_x0000_i1029" alt="" style="width:468pt;height:.05pt;mso-width-percent:0;mso-height-percent:0;mso-width-percent:0;mso-height-percent:0" o:hralign="center" o:hrstd="t" o:hr="t"/>
         </w:pict>
       </w:r>
     </w:p>
-    <w:bookmarkEnd w:id="13"/>
-    <w:bookmarkStart w:id="15" w:name="X4a39ca47886e60d46b5f638190d0bb1b64f2a74"/>
     <w:p>
       <w:pPr>
         <w:pStyle w:val="Heading2"/>
       </w:pPr>
-      <w:r>
-        <w:t xml:space="preserve">4. How your commission works (the short version)</w:t>
+      <w:bookmarkStart w:id="5" w:name="X4a39ca47886e60d46b5f638190d0bb1b64f2a74"/>
+      <w:bookmarkEnd w:id="4"/>
+      <w:r>
+        <w:t>4. How your commission works (the short version)</w:t>
       </w:r>
     </w:p>
     <w:p>
@@ -651,7 +597,7 @@
         <w:pStyle w:val="FirstParagraph"/>
       </w:pPr>
       <w:r>
-        <w:t xml:space="preserve">You don't need to do any math — the app does it — but here's the gist:</w:t>
+        <w:t>You don't need to do any math — the app does it — but here's the gist:</w:t>
       </w:r>
     </w:p>
     <w:p>
@@ -659,48 +605,33 @@
         <w:pStyle w:val="Compact"/>
         <w:numPr>
           <w:ilvl w:val="0"/>
-          <w:numId w:val="1007"/>
+          <w:numId w:val="8"/>
         </w:numPr>
       </w:pPr>
       <w:r>
-        <w:t xml:space="preserve">You're measured on your</w:t>
-      </w:r>
-      <w:r>
-        <w:t xml:space="preserve"> </w:t>
-      </w:r>
-      <w:r>
-        <w:rPr>
-          <w:b/>
-          <w:bCs/>
-        </w:rPr>
-        <w:t xml:space="preserve">region's Closed Won</w:t>
-      </w:r>
-      <w:r>
-        <w:t xml:space="preserve"> </w:t>
-      </w:r>
-      <w:r>
-        <w:t xml:space="preserve">against</w:t>
-      </w:r>
-      <w:r>
-        <w:t xml:space="preserve"> </w:t>
-      </w:r>
-      <w:r>
-        <w:rPr>
-          <w:b/>
-          <w:bCs/>
-        </w:rPr>
-        <w:t xml:space="preserve">your quota</w:t>
-      </w:r>
-      <w:r>
-        <w:t xml:space="preserve">. Everyone on a regional team shares the same attainment %.</w:t>
-      </w:r>
+        <w:t>You're measured on your region's Closed Won against your personal quota. Teammates share the same regional Closed Won pool, but attainment can differ if personal quotas differ.</w:t>
+      </w:r>
+      <w:r>
+        <w:rPr>
+          <w:b/>
+          <w:bCs/>
+        </w:rPr>
+      </w:r>
+      <w:r/>
+      <w:r>
+        <w:rPr>
+          <w:b/>
+          <w:bCs/>
+        </w:rPr>
+      </w:r>
+      <w:r/>
     </w:p>
     <w:p>
       <w:pPr>
         <w:pStyle w:val="Compact"/>
         <w:numPr>
           <w:ilvl w:val="0"/>
-          <w:numId w:val="1007"/>
+          <w:numId w:val="8"/>
         </w:numPr>
       </w:pPr>
       <w:r>
@@ -708,34 +639,23 @@
           <w:b/>
           <w:bCs/>
         </w:rPr>
-        <w:t xml:space="preserve">Months 1 &amp; 2:</w:t>
-      </w:r>
-      <w:r>
-        <w:t xml:space="preserve"> </w:t>
-      </w:r>
-      <w:r>
-        <w:t xml:space="preserve">you get an estimated</w:t>
-      </w:r>
-      <w:r>
-        <w:t xml:space="preserve"> </w:t>
-      </w:r>
-      <w:r>
-        <w:rPr>
-          <w:b/>
-          <w:bCs/>
-        </w:rPr>
-        <w:t xml:space="preserve">draw</w:t>
-      </w:r>
-      <w:r>
-        <w:t xml:space="preserve">, capped at 100% — so you're never overpaid early.</w:t>
-      </w:r>
+        <w:t>Each month is calculated independently using that month's eligible Closed Won, monthly quota, and monthly commission target.</w:t>
+      </w:r>
+      <w:r/>
+      <w:r>
+        <w:rPr>
+          <w:b/>
+          <w:bCs/>
+        </w:rPr>
+      </w:r>
+      <w:r/>
     </w:p>
     <w:p>
       <w:pPr>
         <w:pStyle w:val="Compact"/>
         <w:numPr>
           <w:ilvl w:val="0"/>
-          <w:numId w:val="1007"/>
+          <w:numId w:val="8"/>
         </w:numPr>
       </w:pPr>
       <w:r>
@@ -743,101 +663,25 @@
           <w:b/>
           <w:bCs/>
         </w:rPr>
-        <w:t xml:space="preserve">Month 3:</w:t>
-      </w:r>
-      <w:r>
-        <w:t xml:space="preserve"> </w:t>
-      </w:r>
-      <w:r>
-        <w:t xml:space="preserve">a</w:t>
-      </w:r>
-      <w:r>
-        <w:t xml:space="preserve"> </w:t>
-      </w:r>
-      <w:r>
-        <w:rPr>
-          <w:b/>
-          <w:bCs/>
-        </w:rPr>
-        <w:t xml:space="preserve">true-up</w:t>
-      </w:r>
-      <w:r>
-        <w:t xml:space="preserve"> </w:t>
-      </w:r>
-      <w:r>
-        <w:t xml:space="preserve">settles the full quarter and can pay above target if you had a strong quarter.</w:t>
-      </w:r>
-    </w:p>
-    <w:p>
-      <w:pPr>
-        <w:pStyle w:val="Compact"/>
-        <w:numPr>
-          <w:ilvl w:val="0"/>
-          <w:numId w:val="1007"/>
-        </w:numPr>
-      </w:pPr>
-      <w:r>
-        <w:t xml:space="preserve">You earn</w:t>
-      </w:r>
-      <w:r>
-        <w:t xml:space="preserve"> </w:t>
-      </w:r>
-      <w:r>
-        <w:rPr>
-          <w:b/>
-          <w:bCs/>
-        </w:rPr>
-        <w:t xml:space="preserve">from the first dollar</w:t>
-      </w:r>
-      <w:r>
-        <w:t xml:space="preserve">, and commission is</w:t>
-      </w:r>
-      <w:r>
-        <w:t xml:space="preserve"> </w:t>
-      </w:r>
-      <w:r>
-        <w:rPr>
-          <w:b/>
-          <w:bCs/>
-        </w:rPr>
-        <w:t xml:space="preserve">capped at 200%</w:t>
-      </w:r>
-      <w:r>
-        <w:t xml:space="preserve"> </w:t>
-      </w:r>
-      <w:r>
-        <w:t xml:space="preserve">of your target.</w:t>
-      </w:r>
-    </w:p>
-    <w:p>
-      <w:pPr>
-        <w:pStyle w:val="Compact"/>
-        <w:numPr>
-          <w:ilvl w:val="0"/>
-          <w:numId w:val="1007"/>
-        </w:numPr>
-      </w:pPr>
-      <w:r>
-        <w:rPr>
-          <w:b/>
-          <w:bCs/>
-        </w:rPr>
-        <w:t xml:space="preserve">No clawbacks</w:t>
-      </w:r>
-      <w:r>
-        <w:t xml:space="preserve"> </w:t>
-      </w:r>
-      <w:r>
-        <w:t xml:space="preserve">— if the quarter comes in light, you keep what you've already been paid.</w:t>
-      </w:r>
-    </w:p>
-    <w:bookmarkStart w:id="14" w:name="getting-paid"/>
+        <w:t>Commission begins with the first dollar of eligible Closed Won, and the monthly estimate is capped at 200% of the monthly commission target.</w:t>
+      </w:r>
+      <w:r/>
+      <w:r>
+        <w:rPr>
+          <w:b/>
+          <w:bCs/>
+        </w:rPr>
+      </w:r>
+      <w:r/>
+    </w:p>
     <w:p>
       <w:pPr>
         <w:pStyle w:val="Heading3"/>
       </w:pPr>
-      <w:r>
-        <w:t xml:space="preserve">Getting paid</w:t>
+      <w:bookmarkStart w:id="6" w:name="getting-paid"/>
+      <w:r>
+        <w:lastRenderedPageBreak/>
+        <w:t>Getting paid</w:t>
       </w:r>
     </w:p>
     <w:p>
@@ -845,90 +689,103 @@
         <w:pStyle w:val="FirstParagraph"/>
       </w:pPr>
       <w:r>
-        <w:t xml:space="preserve">Commission is paid after each month closes:</w:t>
+        <w:t>Commission is paid after each month closes:</w:t>
       </w:r>
     </w:p>
     <w:tbl>
       <w:tblPr>
         <w:tblStyle w:val="Table"/>
-        <w:tblW w:type="auto" w:w="0"/>
-        <w:tblLook w:firstRow="1" w:lastRow="0" w:firstColumn="0" w:lastColumn="0" w:noHBand="0" w:noVBand="0" w:val="0020"/>
+        <w:tblW w:w="0" w:type="auto"/>
+        <w:tblLook w:val="0020" w:firstRow="1" w:lastRow="0" w:firstColumn="0" w:lastColumn="0" w:noHBand="0" w:noVBand="0"/>
       </w:tblPr>
       <w:tblGrid>
-        <w:gridCol w:w="3960"/>
-        <w:gridCol w:w="3960"/>
+        <w:gridCol w:w="2304"/>
+        <w:gridCol w:w="2873"/>
       </w:tblGrid>
       <w:tr>
         <w:trPr>
-          <w:tblHeader w:val="on"/>
+          <w:cnfStyle w:val="100000000000" w:firstRow="1" w:lastRow="0" w:firstColumn="0" w:lastColumn="0" w:oddVBand="0" w:evenVBand="0" w:oddHBand="0" w:evenHBand="0" w:firstRowFirstColumn="0" w:firstRowLastColumn="0" w:lastRowFirstColumn="0" w:lastRowLastColumn="0"/>
+          <w:tblHeader/>
         </w:trPr>
         <w:tc>
-          <w:tcPr/>
+          <w:tcPr>
+            <w:tcW w:w="0" w:type="auto"/>
+          </w:tcPr>
           <w:p>
             <w:pPr>
               <w:pStyle w:val="Compact"/>
             </w:pPr>
             <w:r>
-              <w:t xml:space="preserve">Region</w:t>
+              <w:t>Region</w:t>
             </w:r>
           </w:p>
         </w:tc>
         <w:tc>
-          <w:tcPr/>
+          <w:tcPr>
+            <w:tcW w:w="0" w:type="auto"/>
+          </w:tcPr>
           <w:p>
             <w:pPr>
               <w:pStyle w:val="Compact"/>
             </w:pPr>
             <w:r>
-              <w:t xml:space="preserve">When</w:t>
+              <w:t>When</w:t>
             </w:r>
           </w:p>
         </w:tc>
       </w:tr>
       <w:tr>
         <w:tc>
-          <w:tcPr/>
+          <w:tcPr>
+            <w:tcW w:w="0" w:type="auto"/>
+          </w:tcPr>
           <w:p>
             <w:pPr>
               <w:pStyle w:val="Compact"/>
             </w:pPr>
             <w:r>
-              <w:t xml:space="preserve">ANZ</w:t>
+              <w:t>ANZ</w:t>
             </w:r>
           </w:p>
         </w:tc>
         <w:tc>
-          <w:tcPr/>
+          <w:tcPr>
+            <w:tcW w:w="0" w:type="auto"/>
+          </w:tcPr>
           <w:p>
             <w:pPr>
               <w:pStyle w:val="Compact"/>
             </w:pPr>
             <w:r>
-              <w:t xml:space="preserve">+45 days after month-end</w:t>
+              <w:t>+45 days after month-end</w:t>
             </w:r>
           </w:p>
         </w:tc>
       </w:tr>
       <w:tr>
         <w:tc>
-          <w:tcPr/>
+          <w:tcPr>
+            <w:tcW w:w="0" w:type="auto"/>
+          </w:tcPr>
           <w:p>
             <w:pPr>
               <w:pStyle w:val="Compact"/>
             </w:pPr>
             <w:r>
-              <w:t xml:space="preserve">UK, US &amp; BigChange</w:t>
+              <w:t>UK, US &amp; BigChange</w:t>
             </w:r>
           </w:p>
         </w:tc>
         <w:tc>
-          <w:tcPr/>
+          <w:tcPr>
+            <w:tcW w:w="0" w:type="auto"/>
+          </w:tcPr>
           <w:p>
             <w:pPr>
               <w:pStyle w:val="Compact"/>
             </w:pPr>
             <w:r>
-              <w:t xml:space="preserve">+30 days after month-end</w:t>
+              <w:t>+30 days after month-end</w:t>
             </w:r>
           </w:p>
         </w:tc>
@@ -939,7 +796,98 @@
         <w:pStyle w:val="BodyText"/>
       </w:pPr>
       <w:r>
-        <w:t xml:space="preserve">Deals that close right at quarter-end are first paid in the following true-up.</w:t>
+        <w:t>For UK, US, BigChange, and ClockShark, June earned commission is expected as a July payment; ANZ follows its approximately 45-day schedule.</w:t>
+      </w:r>
+    </w:p>
+    <w:p>
+      <w:pPr>
+        <w:pStyle w:val="BodyText"/>
+      </w:pPr>
+      <w:r>
+        <w:rPr>
+          <w:noProof/>
+        </w:rPr>
+        <w:drawing>
+          <wp:inline distT="0" distB="0" distL="0" distR="0" wp14:anchorId="7CAB8B9A" wp14:editId="2B00A03A">
+            <wp:extent cx="5943600" cy="4221973"/>
+            <wp:effectExtent l="0" t="0" r="0" b="0"/>
+            <wp:docPr id="1231495213" name="Picture 4" descr="A screenshot of a calendar&#10;&#10;AI-generated content may be incorrect."/>
+            <wp:cNvGraphicFramePr>
+              <a:graphicFrameLocks xmlns:a="http://schemas.openxmlformats.org/drawingml/2006/main" noChangeAspect="1"/>
+            </wp:cNvGraphicFramePr>
+            <a:graphic xmlns:a="http://schemas.openxmlformats.org/drawingml/2006/main">
+              <a:graphicData uri="http://schemas.openxmlformats.org/drawingml/2006/picture">
+                <pic:pic xmlns:pic="http://schemas.openxmlformats.org/drawingml/2006/picture">
+                  <pic:nvPicPr>
+                    <pic:cNvPr id="1231495213" name="Picture 4" descr="A screenshot of a calendar&#10;&#10;AI-generated content may be incorrect."/>
+                    <pic:cNvPicPr/>
+                  </pic:nvPicPr>
+                  <pic:blipFill>
+                    <a:blip r:embed="rId10">
+                      <a:extLst>
+                        <a:ext uri="{28A0092B-C50C-407E-A947-70E740481C1C}">
+                          <a14:useLocalDpi xmlns:a14="http://schemas.microsoft.com/office/drawing/2010/main" val="0"/>
+                        </a:ext>
+                      </a:extLst>
+                    </a:blip>
+                    <a:stretch>
+                      <a:fillRect/>
+                    </a:stretch>
+                  </pic:blipFill>
+                  <pic:spPr>
+                    <a:xfrm>
+                      <a:off x="0" y="0"/>
+                      <a:ext cx="5943600" cy="4221973"/>
+                    </a:xfrm>
+                    <a:prstGeom prst="rect">
+                      <a:avLst/>
+                    </a:prstGeom>
+                  </pic:spPr>
+                </pic:pic>
+              </a:graphicData>
+            </a:graphic>
+          </wp:inline>
+        </w:drawing>
+      </w:r>
+    </w:p>
+    <w:p>
+      <w:r>
+        <w:rPr>
+          <w:noProof/>
+        </w:rPr>
+        <w:pict w14:anchorId="4160B40C">
+          <v:rect id="_x0000_i1028" alt="" style="width:468pt;height:.05pt;mso-width-percent:0;mso-height-percent:0;mso-width-percent:0;mso-height-percent:0" o:hralign="center" o:hrstd="t" o:hr="t"/>
+        </w:pict>
+      </w:r>
+    </w:p>
+    <w:p>
+      <w:pPr>
+        <w:pStyle w:val="Heading2"/>
+      </w:pPr>
+      <w:bookmarkStart w:id="7" w:name="X411bad753811856e398aa801bc435c59c3932e6"/>
+      <w:bookmarkEnd w:id="5"/>
+      <w:bookmarkEnd w:id="6"/>
+      <w:r>
+        <w:lastRenderedPageBreak/>
+        <w:t>5. Try a "what-if"</w:t>
+      </w:r>
+    </w:p>
+    <w:p>
+      <w:pPr>
+        <w:pStyle w:val="FirstParagraph"/>
+      </w:pPr>
+      <w:r>
+        <w:t xml:space="preserve">Want to see what a certain amount of Closed Won would pay you? Use the </w:t>
+      </w:r>
+      <w:r>
+        <w:rPr>
+          <w:b/>
+          <w:bCs/>
+        </w:rPr>
+        <w:t>Scenario</w:t>
+      </w:r>
+      <w:r>
+        <w:t xml:space="preserve"> box on your dashboard: type in a Closed Won figure and it shows the estimated commission for that month, the quarter, and an annual run-rate.</w:t>
       </w:r>
     </w:p>
     <w:p>
@@ -948,394 +896,268 @@
       </w:pPr>
       <w:r>
         <w:rPr>
-          <w:b/>
-          <w:bCs/>
-        </w:rPr>
-        <w:t xml:space="preserve">📷 Screenshot: The "Getting Paid" card in the sidebar</w:t>
-      </w:r>
-    </w:p>
-    <w:p>
-      <w:pPr>
-        <w:pStyle w:val="BlockText"/>
+          <w:noProof/>
+        </w:rPr>
+        <w:drawing>
+          <wp:inline distT="0" distB="0" distL="0" distR="0" wp14:anchorId="5DE1F2A6" wp14:editId="0CC75871">
+            <wp:extent cx="3416300" cy="4495800"/>
+            <wp:effectExtent l="0" t="0" r="0" b="0"/>
+            <wp:docPr id="220277570" name="Picture 5" descr="A screenshot of a phone&#10;&#10;AI-generated content may be incorrect."/>
+            <wp:cNvGraphicFramePr>
+              <a:graphicFrameLocks xmlns:a="http://schemas.openxmlformats.org/drawingml/2006/main" noChangeAspect="1"/>
+            </wp:cNvGraphicFramePr>
+            <a:graphic xmlns:a="http://schemas.openxmlformats.org/drawingml/2006/main">
+              <a:graphicData uri="http://schemas.openxmlformats.org/drawingml/2006/picture">
+                <pic:pic xmlns:pic="http://schemas.openxmlformats.org/drawingml/2006/picture">
+                  <pic:nvPicPr>
+                    <pic:cNvPr id="220277570" name="Picture 5" descr="A screenshot of a phone&#10;&#10;AI-generated content may be incorrect."/>
+                    <pic:cNvPicPr/>
+                  </pic:nvPicPr>
+                  <pic:blipFill>
+                    <a:blip r:embed="rId11">
+                      <a:extLst>
+                        <a:ext uri="{28A0092B-C50C-407E-A947-70E740481C1C}">
+                          <a14:useLocalDpi xmlns:a14="http://schemas.microsoft.com/office/drawing/2010/main" val="0"/>
+                        </a:ext>
+                      </a:extLst>
+                    </a:blip>
+                    <a:stretch>
+                      <a:fillRect/>
+                    </a:stretch>
+                  </pic:blipFill>
+                  <pic:spPr>
+                    <a:xfrm>
+                      <a:off x="0" y="0"/>
+                      <a:ext cx="3416300" cy="4495800"/>
+                    </a:xfrm>
+                    <a:prstGeom prst="rect">
+                      <a:avLst/>
+                    </a:prstGeom>
+                  </pic:spPr>
+                </pic:pic>
+              </a:graphicData>
+            </a:graphic>
+          </wp:inline>
+        </w:drawing>
+      </w:r>
+    </w:p>
+    <w:p>
+      <w:r>
+        <w:rPr>
+          <w:noProof/>
+        </w:rPr>
+        <w:pict w14:anchorId="0377D174">
+          <v:rect id="_x0000_i1027" alt="" style="width:468pt;height:.05pt;mso-width-percent:0;mso-height-percent:0;mso-width-percent:0;mso-height-percent:0" o:hralign="center" o:hrstd="t" o:hr="t"/>
+        </w:pict>
+      </w:r>
+    </w:p>
+    <w:p>
+      <w:pPr>
+        <w:pStyle w:val="Heading2"/>
+      </w:pPr>
+      <w:bookmarkStart w:id="8" w:name="X9d4f74fd8200fd0f1ab858be091be9794ba9264"/>
+      <w:bookmarkEnd w:id="7"/>
+      <w:r>
+        <w:t>6. Update your comp plan</w:t>
+      </w:r>
+    </w:p>
+    <w:p>
+      <w:pPr>
+        <w:pStyle w:val="FirstParagraph"/>
+      </w:pPr>
+      <w:r>
+        <w:t>Your OTE and quotas aren't locked in. In the Comp Plan panel on the left of your dashboard you can update your Annual Total OTE or quarterly quotas at any time — changes save automatically. To start over, use Reset Profile / Re-run Setup.</w:t>
+      </w:r>
+      <w:r>
+        <w:rPr>
+          <w:b/>
+          <w:bCs/>
+        </w:rPr>
+      </w:r>
+      <w:r/>
+      <w:r>
+        <w:rPr>
+          <w:b/>
+          <w:bCs/>
+        </w:rPr>
+      </w:r>
+      <w:r/>
+      <w:r>
+        <w:rPr>
+          <w:b/>
+          <w:bCs/>
+        </w:rPr>
+      </w:r>
+      <w:r/>
+      <w:r>
+        <w:rPr>
+          <w:b/>
+          <w:bCs/>
+        </w:rPr>
+      </w:r>
+      <w:r/>
+    </w:p>
+    <w:p>
+      <w:pPr>
+        <w:pStyle w:val="BodyText"/>
+      </w:pPr>
+    </w:p>
+    <w:p>
+      <w:r>
+        <w:rPr>
+          <w:noProof/>
+        </w:rPr>
+        <w:pict w14:anchorId="00F6AA40">
+          <v:rect id="_x0000_i1026" alt="" style="width:468pt;height:.05pt;mso-width-percent:0;mso-height-percent:0;mso-width-percent:0;mso-height-percent:0" o:hralign="center" o:hrstd="t" o:hr="t"/>
+        </w:pict>
+      </w:r>
+    </w:p>
+    <w:p>
+      <w:pPr>
+        <w:pStyle w:val="Heading2"/>
+      </w:pPr>
+      <w:bookmarkStart w:id="9" w:name="quick-faq"/>
+      <w:bookmarkEnd w:id="8"/>
+      <w:r>
+        <w:lastRenderedPageBreak/>
+        <w:t>Quick FAQ</w:t>
+      </w:r>
+    </w:p>
+    <w:p>
+      <w:pPr>
+        <w:pStyle w:val="FirstParagraph"/>
+      </w:pPr>
+      <w:r>
+        <w:rPr>
+          <w:b/>
+          <w:bCs/>
+        </w:rPr>
+        <w:t>Why might my attainment differ from a teammate's? Commission uses the same regional Closed Won pool for both of you, but each SE's personal monthly quota is authoritative. If the quotas differ, the attainment percentages differ.</w:t>
+      </w:r>
+      <w:r/>
+    </w:p>
+    <w:p>
+      <w:pPr>
+        <w:pStyle w:val="BodyText"/>
+      </w:pPr>
+      <w:r>
+        <w:rPr>
+          <w:b/>
+          <w:bCs/>
+        </w:rPr>
+        <w:t>Where do the numbers come from?</w:t>
+      </w:r>
+      <w:r>
+        <w:t xml:space="preserve"> Closed Won is pulled automatically from the company data warehouse every night. You don't enter any deal data yourself.</w:t>
+      </w:r>
+    </w:p>
+    <w:p>
+      <w:pPr>
+        <w:pStyle w:val="BodyText"/>
+      </w:pPr>
+      <w:r>
+        <w:rPr>
+          <w:b/>
+          <w:bCs/>
+        </w:rPr>
+        <w:t>Why don't my numbers match the CRO / forecast tool?</w:t>
+      </w:r>
+      <w:r>
+        <w:t xml:space="preserve"> This app shows </w:t>
+      </w:r>
+      <w:r>
+        <w:rPr>
+          <w:b/>
+          <w:bCs/>
+        </w:rPr>
+        <w:t>MRR</w:t>
+      </w:r>
+      <w:r>
+        <w:t xml:space="preserve">; the CRO tool shows </w:t>
+      </w:r>
+      <w:r>
+        <w:rPr>
+          <w:b/>
+          <w:bCs/>
+        </w:rPr>
+        <w:t>ARR</w:t>
+      </w:r>
+      <w:r>
+        <w:t xml:space="preserve"> (roughly 12× larger for the same deals). Same deals, different unit — not an error.</w:t>
+      </w:r>
+    </w:p>
+    <w:p>
+      <w:pPr>
+        <w:pStyle w:val="BodyText"/>
+      </w:pPr>
+      <w:r>
+        <w:rPr>
+          <w:b/>
+          <w:bCs/>
+        </w:rPr>
+        <w:t>When will I actually be paid?</w:t>
+      </w:r>
+      <w:r>
+        <w:t xml:space="preserve"> See the "Getting paid" table in section 4.</w:t>
+      </w:r>
+    </w:p>
+    <w:p>
+      <w:pPr>
+        <w:pStyle w:val="BodyText"/>
+      </w:pPr>
+      <w:r>
+        <w:rPr>
+          <w:b/>
+          <w:bCs/>
+        </w:rPr>
+        <w:t>Something looks off — who do I contact?</w:t>
+      </w:r>
+      <w:r>
+        <w:t xml:space="preserve"> Reach out to your SE leader (Brad Towers) or RevOps.</w:t>
+      </w:r>
+    </w:p>
+    <w:p>
+      <w:r>
+        <w:rPr>
+          <w:noProof/>
+        </w:rPr>
+        <w:pict w14:anchorId="5943EA23">
+          <v:rect id="_x0000_i1025" alt="" style="width:468pt;height:.05pt;mso-width-percent:0;mso-height-percent:0;mso-width-percent:0;mso-height-percent:0" o:hralign="center" o:hrstd="t" o:hr="t"/>
+        </w:pict>
+      </w:r>
+    </w:p>
+    <w:p>
+      <w:pPr>
+        <w:pStyle w:val="FirstParagraph"/>
       </w:pPr>
       <w:r>
         <w:rPr>
           <w:i/>
           <w:iCs/>
         </w:rPr>
-        <w:t xml:space="preserve">Paste your screenshot here, then delete this placeholder line.</w:t>
-      </w:r>
-    </w:p>
-    <w:p>
-      <w:r>
-        <w:pict>
-          <v:rect style="width:0;height:1.5pt" o:hralign="center" o:hrstd="t" o:hr="t"/>
-        </w:pict>
-      </w:r>
-    </w:p>
-    <w:bookmarkEnd w:id="14"/>
-    <w:bookmarkEnd w:id="15"/>
-    <w:bookmarkStart w:id="16" w:name="X411bad753811856e398aa801bc435c59c3932e6"/>
-    <w:p>
-      <w:pPr>
-        <w:pStyle w:val="Heading2"/>
-      </w:pPr>
-      <w:r>
-        <w:t xml:space="preserve">5. Try a "what-if"</w:t>
-      </w:r>
-    </w:p>
-    <w:p>
-      <w:pPr>
-        <w:pStyle w:val="FirstParagraph"/>
-      </w:pPr>
-      <w:r>
-        <w:t xml:space="preserve">Want to see what a certain amount of Closed Won would pay you? Use the</w:t>
-      </w:r>
-      <w:r>
-        <w:t xml:space="preserve"> </w:t>
-      </w:r>
-      <w:r>
-        <w:rPr>
-          <w:b/>
-          <w:bCs/>
-        </w:rPr>
-        <w:t xml:space="preserve">Scenario</w:t>
-      </w:r>
-      <w:r>
-        <w:t xml:space="preserve"> </w:t>
-      </w:r>
-      <w:r>
-        <w:t xml:space="preserve">box on your dashboard: type in a Closed Won figure and it shows the estimated commission for that month, the quarter, and an annual run-rate.</w:t>
-      </w:r>
-    </w:p>
-    <w:p>
-      <w:pPr>
-        <w:pStyle w:val="BlockText"/>
-      </w:pPr>
-      <w:r>
-        <w:rPr>
-          <w:b/>
-          <w:bCs/>
-        </w:rPr>
-        <w:t xml:space="preserve">📷 Screenshot: The Scenario / what-if box</w:t>
-      </w:r>
-    </w:p>
-    <w:p>
-      <w:pPr>
-        <w:pStyle w:val="BlockText"/>
-      </w:pPr>
-      <w:r>
-        <w:rPr>
-          <w:i/>
-          <w:iCs/>
-        </w:rPr>
-        <w:t xml:space="preserve">Paste your screenshot here, then delete this placeholder line.</w:t>
-      </w:r>
-    </w:p>
-    <w:p>
-      <w:r>
-        <w:pict>
-          <v:rect style="width:0;height:1.5pt" o:hralign="center" o:hrstd="t" o:hr="t"/>
-        </w:pict>
-      </w:r>
-    </w:p>
-    <w:bookmarkEnd w:id="16"/>
-    <w:bookmarkStart w:id="17" w:name="X9d4f74fd8200fd0f1ab858be091be9794ba9264"/>
-    <w:p>
-      <w:pPr>
-        <w:pStyle w:val="Heading2"/>
-      </w:pPr>
-      <w:r>
-        <w:t xml:space="preserve">6. Update your comp plan</w:t>
-      </w:r>
-    </w:p>
-    <w:p>
-      <w:pPr>
-        <w:pStyle w:val="FirstParagraph"/>
-      </w:pPr>
-      <w:r>
-        <w:t xml:space="preserve">Your OTE and quotas aren't locked in. In the</w:t>
-      </w:r>
-      <w:r>
-        <w:t xml:space="preserve"> </w:t>
-      </w:r>
-      <w:r>
-        <w:rPr>
-          <w:b/>
-          <w:bCs/>
-        </w:rPr>
-        <w:t xml:space="preserve">Comp Plan</w:t>
-      </w:r>
-      <w:r>
-        <w:t xml:space="preserve"> </w:t>
-      </w:r>
-      <w:r>
-        <w:t xml:space="preserve">panel on the left of your dashboard you can update your</w:t>
-      </w:r>
-      <w:r>
-        <w:t xml:space="preserve"> </w:t>
-      </w:r>
-      <w:r>
-        <w:rPr>
-          <w:b/>
-          <w:bCs/>
-        </w:rPr>
-        <w:t xml:space="preserve">Annual OTE</w:t>
-      </w:r>
-      <w:r>
-        <w:t xml:space="preserve"> </w:t>
-      </w:r>
-      <w:r>
-        <w:t xml:space="preserve">or</w:t>
-      </w:r>
-      <w:r>
-        <w:t xml:space="preserve"> </w:t>
-      </w:r>
-      <w:r>
-        <w:rPr>
-          <w:b/>
-          <w:bCs/>
-        </w:rPr>
-        <w:t xml:space="preserve">quarterly quotas</w:t>
-      </w:r>
-      <w:r>
-        <w:t xml:space="preserve"> </w:t>
-      </w:r>
-      <w:r>
-        <w:t xml:space="preserve">at any time — changes save automatically. To start over, use</w:t>
-      </w:r>
-      <w:r>
-        <w:t xml:space="preserve"> </w:t>
-      </w:r>
-      <w:r>
-        <w:rPr>
-          <w:b/>
-          <w:bCs/>
-        </w:rPr>
-        <w:t xml:space="preserve">Reset Profile / Re-run Setup</w:t>
-      </w:r>
-      <w:r>
-        <w:t xml:space="preserve">.</w:t>
-      </w:r>
-    </w:p>
-    <w:p>
-      <w:pPr>
-        <w:pStyle w:val="BlockText"/>
-      </w:pPr>
-      <w:r>
-        <w:rPr>
-          <w:b/>
-          <w:bCs/>
-        </w:rPr>
-        <w:t xml:space="preserve">📷 Screenshot: The Comp Plan panel (left sidebar)</w:t>
-      </w:r>
-    </w:p>
-    <w:p>
-      <w:pPr>
-        <w:pStyle w:val="BlockText"/>
-      </w:pPr>
-      <w:r>
-        <w:rPr>
-          <w:i/>
-          <w:iCs/>
-        </w:rPr>
-        <w:t xml:space="preserve">Paste your screenshot here, then delete this placeholder line.</w:t>
-      </w:r>
-    </w:p>
-    <w:p>
-      <w:r>
-        <w:pict>
-          <v:rect style="width:0;height:1.5pt" o:hralign="center" o:hrstd="t" o:hr="t"/>
-        </w:pict>
-      </w:r>
-    </w:p>
-    <w:bookmarkEnd w:id="17"/>
-    <w:bookmarkStart w:id="18" w:name="quick-faq"/>
-    <w:p>
-      <w:pPr>
-        <w:pStyle w:val="Heading2"/>
-      </w:pPr>
-      <w:r>
-        <w:t xml:space="preserve">Quick FAQ</w:t>
-      </w:r>
-    </w:p>
-    <w:p>
-      <w:pPr>
-        <w:pStyle w:val="FirstParagraph"/>
-      </w:pPr>
-      <w:r>
-        <w:rPr>
-          <w:b/>
-          <w:bCs/>
-        </w:rPr>
-        <w:t xml:space="preserve">Why is my attainment the same as my teammates'?</w:t>
-      </w:r>
-      <w:r>
-        <w:t xml:space="preserve"> </w:t>
-      </w:r>
-      <w:r>
-        <w:t xml:space="preserve">Commission is based on your whole region's Closed Won, not individual deals — so every SE in a region shares the same attainment %.</w:t>
-      </w:r>
-    </w:p>
-    <w:p>
-      <w:pPr>
-        <w:pStyle w:val="BodyText"/>
-      </w:pPr>
-      <w:r>
-        <w:rPr>
-          <w:b/>
-          <w:bCs/>
-        </w:rPr>
-        <w:t xml:space="preserve">Where do the numbers come from?</w:t>
-      </w:r>
-      <w:r>
-        <w:t xml:space="preserve"> </w:t>
-      </w:r>
-      <w:r>
-        <w:t xml:space="preserve">Closed Won is pulled automatically from the company data warehouse every night. You don't enter any deal data yourself.</w:t>
-      </w:r>
-    </w:p>
-    <w:p>
-      <w:pPr>
-        <w:pStyle w:val="BodyText"/>
-      </w:pPr>
-      <w:r>
-        <w:rPr>
-          <w:b/>
-          <w:bCs/>
-        </w:rPr>
-        <w:t xml:space="preserve">Why don't my numbers match the CRO / forecast tool?</w:t>
-      </w:r>
-      <w:r>
-        <w:t xml:space="preserve"> </w:t>
-      </w:r>
-      <w:r>
-        <w:t xml:space="preserve">This app shows</w:t>
-      </w:r>
-      <w:r>
-        <w:t xml:space="preserve"> </w:t>
-      </w:r>
-      <w:r>
-        <w:rPr>
-          <w:b/>
-          <w:bCs/>
-        </w:rPr>
-        <w:t xml:space="preserve">MRR</w:t>
-      </w:r>
-      <w:r>
-        <w:t xml:space="preserve">; the CRO tool shows</w:t>
-      </w:r>
-      <w:r>
-        <w:t xml:space="preserve"> </w:t>
-      </w:r>
-      <w:r>
-        <w:rPr>
-          <w:b/>
-          <w:bCs/>
-        </w:rPr>
-        <w:t xml:space="preserve">ARR</w:t>
-      </w:r>
-      <w:r>
-        <w:t xml:space="preserve"> </w:t>
-      </w:r>
-      <w:r>
-        <w:t xml:space="preserve">(roughly 12× larger for the same deals). Same deals, different unit — not an error.</w:t>
-      </w:r>
-    </w:p>
-    <w:p>
-      <w:pPr>
-        <w:pStyle w:val="BodyText"/>
-      </w:pPr>
-      <w:r>
-        <w:rPr>
-          <w:b/>
-          <w:bCs/>
-        </w:rPr>
-        <w:t xml:space="preserve">When will I actually be paid?</w:t>
-      </w:r>
-      <w:r>
-        <w:t xml:space="preserve"> </w:t>
-      </w:r>
-      <w:r>
-        <w:t xml:space="preserve">See the "Getting paid" table in section 4.</w:t>
-      </w:r>
-    </w:p>
-    <w:p>
-      <w:pPr>
-        <w:pStyle w:val="BodyText"/>
-      </w:pPr>
-      <w:r>
-        <w:rPr>
-          <w:b/>
-          <w:bCs/>
-        </w:rPr>
-        <w:t xml:space="preserve">Something looks off — who do I contact?</w:t>
-      </w:r>
-      <w:r>
-        <w:t xml:space="preserve"> </w:t>
-      </w:r>
-      <w:r>
-        <w:t xml:space="preserve">Reach out to your SE leader (Brad Towers) or RevOps.</w:t>
-      </w:r>
-    </w:p>
-    <w:p>
-      <w:r>
-        <w:pict>
-          <v:rect style="width:0;height:1.5pt" o:hralign="center" o:hrstd="t" o:hr="t"/>
-        </w:pict>
-      </w:r>
-    </w:p>
-    <w:p>
-      <w:pPr>
-        <w:pStyle w:val="FirstParagraph"/>
-      </w:pPr>
-      <w:r>
-        <w:rPr>
-          <w:i/>
-          <w:iCs/>
-        </w:rPr>
-        <w:t xml:space="preserve">All figures are estimates for planning. Actual commission is certified by Finance and may vary.</w:t>
-      </w:r>
-    </w:p>
-    <w:bookmarkEnd w:id="18"/>
-    <w:bookmarkEnd w:id="19"/>
+        <w:t>All figures are estimates for planning. Actual commission is certified by Finance and may vary.</w:t>
+      </w:r>
+      <w:bookmarkEnd w:id="0"/>
+      <w:bookmarkEnd w:id="9"/>
+    </w:p>
     <w:sectPr>
       <w:footnotePr>
         <w:numRestart w:val="eachSect"/>
       </w:footnotePr>
+      <w:pgSz w:w="12240" w:h="15840"/>
+      <w:pgMar w:top="1440" w:right="1440" w:bottom="1440" w:left="1440" w:header="720" w:footer="720" w:gutter="0"/>
+      <w:cols w:space="720"/>
     </w:sectPr>
   </w:body>
 </w:document>
 </file>
 
-<file path=word/comments.xml><?xml version="1.0" encoding="utf-8"?>
-<w:comments xmlns:w="http://schemas.openxmlformats.org/wordprocessingml/2006/main" xmlns:m="http://schemas.openxmlformats.org/officeDocument/2006/math" xmlns:r="http://schemas.openxmlformats.org/officeDocument/2006/relationships" xmlns:o="urn:schemas-microsoft-com:office:office" xmlns:v="urn:schemas-microsoft-com:vml" xmlns:w10="urn:schemas-microsoft-com:office:word" xmlns:a="http://schemas.openxmlformats.org/drawingml/2006/main" xmlns:pic="http://schemas.openxmlformats.org/drawingml/2006/picture" xmlns:wp="http://schemas.openxmlformats.org/drawingml/2006/wordprocessingDrawing"/>
-</file>
-
-<file path=word/footnotes.xml><?xml version="1.0" encoding="utf-8"?>
-<w:footnotes xmlns:w="http://schemas.openxmlformats.org/wordprocessingml/2006/main" xmlns:m="http://schemas.openxmlformats.org/officeDocument/2006/math" xmlns:r="http://schemas.openxmlformats.org/officeDocument/2006/relationships" xmlns:o="urn:schemas-microsoft-com:office:office" xmlns:v="urn:schemas-microsoft-com:vml" xmlns:w10="urn:schemas-microsoft-com:office:word" xmlns:a="http://schemas.openxmlformats.org/drawingml/2006/main" xmlns:pic="http://schemas.openxmlformats.org/drawingml/2006/picture" xmlns:wp="http://schemas.openxmlformats.org/drawingml/2006/wordprocessingDrawing">
-  <w:footnote w:type="continuationSeparator" w:id="0">
-    <w:p>
-      <w:r>
-        <w:continuationSeparator/>
-      </w:r>
-    </w:p>
-  </w:footnote>
-  <w:footnote w:type="separator" w:id="-1">
-    <w:p>
-      <w:r>
-        <w:separator/>
-      </w:r>
-    </w:p>
-  </w:footnote>
-</w:footnotes>
-</file>
-
 <file path=word/numbering.xml><?xml version="1.0" encoding="utf-8"?>
-<w:numbering xmlns:w="http://schemas.openxmlformats.org/wordprocessingml/2006/main">
-  <w:abstractNum w:abstractNumId="990">
+<w:numbering xmlns:wpc="http://schemas.microsoft.com/office/word/2010/wordprocessingCanvas" xmlns:cx="http://schemas.microsoft.com/office/drawing/2014/chartex" xmlns:cx1="http://schemas.microsoft.com/office/drawing/2015/9/8/chartex" xmlns:cx2="http://schemas.microsoft.com/office/drawing/2015/10/21/chartex" xmlns:cx3="http://schemas.microsoft.com/office/drawing/2016/5/9/chartex" xmlns:cx4="http://schemas.microsoft.com/office/drawing/2016/5/10/chartex" xmlns:cx5="http://schemas.microsoft.com/office/drawing/2016/5/11/chartex" xmlns:cx6="http://schemas.microsoft.com/office/drawing/2016/5/12/chartex" xmlns:cx7="http://schemas.microsoft.com/office/drawing/2016/5/13/chartex" xmlns:cx8="http://schemas.microsoft.com/office/drawing/2016/5/14/chartex" xmlns:mc="http://schemas.openxmlformats.org/markup-compatibility/2006" xmlns:aink="http://schemas.microsoft.com/office/drawing/2016/ink" xmlns:am3d="http://schemas.microsoft.com/office/drawing/2017/model3d" xmlns:o="urn:schemas-microsoft-com:office:office" xmlns:oel="http://schemas.microsoft.com/office/2019/extlst" xmlns:r="http://schemas.openxmlformats.org/officeDocument/2006/relationships" xmlns:m="http://schemas.openxmlformats.org/officeDocument/2006/math" xmlns:v="urn:schemas-microsoft-com:vml" xmlns:wp14="http://schemas.microsoft.com/office/word/2010/wordprocessingDrawing" xmlns:wp="http://schemas.openxmlformats.org/drawingml/2006/wordprocessingDrawing" xmlns:w10="urn:schemas-microsoft-com:office:word" xmlns:w="http://schemas.openxmlformats.org/wordprocessingml/2006/main" xmlns:w14="http://schemas.microsoft.com/office/word/2010/wordml" xmlns:w15="http://schemas.microsoft.com/office/word/2012/wordml" xmlns:w16cex="http://schemas.microsoft.com/office/word/2018/wordml/cex" xmlns:w16cid="http://schemas.microsoft.com/office/word/2016/wordml/cid" xmlns:w16="http://schemas.microsoft.com/office/word/2018/wordml" xmlns:w16du="http://schemas.microsoft.com/office/word/2023/wordml/word16du" xmlns:w16sdtdh="http://schemas.microsoft.com/office/word/2020/wordml/sdtdatahash" xmlns:w16sdtfl="http://schemas.microsoft.com/office/word/2024/wordml/sdtformatlock" xmlns:w16se="http://schemas.microsoft.com/office/word/2015/wordml/symex" xmlns:wpg="http://schemas.microsoft.com/office/word/2010/wordprocessingGroup" xmlns:wpi="http://schemas.microsoft.com/office/word/2010/wordprocessingInk" xmlns:wne="http://schemas.microsoft.com/office/word/2006/wordml" xmlns:wps="http://schemas.microsoft.com/office/word/2010/wordprocessingShape" mc:Ignorable="w14 w15 w16se w16cid w16 w16cex w16sdtdh w16sdtfl w16du wp14">
+  <w:abstractNum w:abstractNumId="0" w15:restartNumberingAfterBreak="0">
     <w:nsid w:val="0000A990"/>
     <w:multiLevelType w:val="multilevel"/>
+    <w:tmpl w:val="4D88BE38"/>
     <w:lvl w:ilvl="0">
       <w:numFmt w:val="bullet"/>
       <w:lvlText w:val=" "/>
@@ -1409,9 +1231,10 @@
       </w:pPr>
     </w:lvl>
   </w:abstractNum>
-  <w:abstractNum w:abstractNumId="991">
+  <w:abstractNum w:abstractNumId="1" w15:restartNumberingAfterBreak="0">
     <w:nsid w:val="0000A991"/>
     <w:multiLevelType w:val="multilevel"/>
+    <w:tmpl w:val="260ADBCE"/>
     <w:lvl w:ilvl="0">
       <w:numFmt w:val="bullet"/>
       <w:lvlText w:val=""/>
@@ -1512,9 +1335,10 @@
       </w:rPr>
     </w:lvl>
   </w:abstractNum>
-  <w:abstractNum w:abstractNumId="99411">
+  <w:abstractNum w:abstractNumId="2" w15:restartNumberingAfterBreak="0">
     <w:nsid w:val="00A99411"/>
     <w:multiLevelType w:val="multilevel"/>
+    <w:tmpl w:val="C76048C4"/>
     <w:lvl w:ilvl="0">
       <w:start w:val="1"/>
       <w:numFmt w:val="decimal"/>
@@ -1597,14 +1421,14 @@
       </w:pPr>
     </w:lvl>
   </w:abstractNum>
-  <w:num w:numId="1000">
-    <w:abstractNumId w:val="990"/>
+  <w:num w:numId="1" w16cid:durableId="61680666">
+    <w:abstractNumId w:val="0"/>
   </w:num>
-  <w:num w:numId="1001">
-    <w:abstractNumId w:val="991"/>
+  <w:num w:numId="2" w16cid:durableId="464661435">
+    <w:abstractNumId w:val="1"/>
   </w:num>
-  <w:num w:numId="1002">
-    <w:abstractNumId w:val="99411"/>
+  <w:num w:numId="3" w16cid:durableId="412943465">
+    <w:abstractNumId w:val="2"/>
     <w:lvlOverride w:ilvl="0">
       <w:startOverride w:val="1"/>
     </w:lvlOverride>
@@ -1633,33 +1457,33 @@
       <w:startOverride w:val="1"/>
     </w:lvlOverride>
   </w:num>
-  <w:num w:numId="1003">
-    <w:abstractNumId w:val="991"/>
+  <w:num w:numId="4" w16cid:durableId="1007364092">
+    <w:abstractNumId w:val="1"/>
   </w:num>
-  <w:num w:numId="1004">
-    <w:abstractNumId w:val="991"/>
+  <w:num w:numId="5" w16cid:durableId="1351682150">
+    <w:abstractNumId w:val="1"/>
   </w:num>
-  <w:num w:numId="1005">
-    <w:abstractNumId w:val="991"/>
+  <w:num w:numId="6" w16cid:durableId="1010910040">
+    <w:abstractNumId w:val="1"/>
   </w:num>
-  <w:num w:numId="1006">
-    <w:abstractNumId w:val="991"/>
+  <w:num w:numId="7" w16cid:durableId="224071201">
+    <w:abstractNumId w:val="1"/>
   </w:num>
-  <w:num w:numId="1007">
-    <w:abstractNumId w:val="991"/>
+  <w:num w:numId="8" w16cid:durableId="773088691">
+    <w:abstractNumId w:val="1"/>
   </w:num>
 </w:numbering>
 </file>
 
 <file path=word/styles.xml><?xml version="1.0" encoding="utf-8"?>
-<w:styles xmlns:r="http://schemas.openxmlformats.org/officeDocument/2006/relationships" xmlns:w="http://schemas.openxmlformats.org/wordprocessingml/2006/main">
+<w:styles xmlns:mc="http://schemas.openxmlformats.org/markup-compatibility/2006" xmlns:r="http://schemas.openxmlformats.org/officeDocument/2006/relationships" xmlns:w="http://schemas.openxmlformats.org/wordprocessingml/2006/main" xmlns:w14="http://schemas.microsoft.com/office/word/2010/wordml" xmlns:w15="http://schemas.microsoft.com/office/word/2012/wordml" xmlns:w16cex="http://schemas.microsoft.com/office/word/2018/wordml/cex" xmlns:w16cid="http://schemas.microsoft.com/office/word/2016/wordml/cid" xmlns:w16="http://schemas.microsoft.com/office/word/2018/wordml" xmlns:w16du="http://schemas.microsoft.com/office/word/2023/wordml/word16du" xmlns:w16sdtdh="http://schemas.microsoft.com/office/word/2020/wordml/sdtdatahash" xmlns:w16sdtfl="http://schemas.microsoft.com/office/word/2024/wordml/sdtformatlock" xmlns:w16se="http://schemas.microsoft.com/office/word/2015/wordml/symex" mc:Ignorable="w14 w15 w16se w16cid w16 w16cex w16sdtdh w16sdtfl w16du">
   <w:docDefaults>
     <w:rPrDefault>
       <w:rPr>
-        <w:rFonts w:asciiTheme="minorHAnsi" w:cstheme="minorBidi" w:eastAsiaTheme="minorEastAsia" w:hAnsiTheme="minorHAnsi"/>
+        <w:rFonts w:asciiTheme="minorHAnsi" w:eastAsiaTheme="minorEastAsia" w:hAnsiTheme="minorHAnsi" w:cstheme="minorBidi"/>
         <w:sz w:val="24"/>
         <w:szCs w:val="24"/>
-        <w:lang w:bidi="ar-SA" w:eastAsia="zh-CN" w:val="en-US"/>
+        <w:lang w:val="en-US" w:eastAsia="zh-CN" w:bidi="ar-SA"/>
       </w:rPr>
     </w:rPrDefault>
     <w:pPrDefault>
@@ -1668,168 +1492,255 @@
       </w:pPr>
     </w:pPrDefault>
   </w:docDefaults>
-  <w:latentStyles w:count="276" w:defLockedState="0" w:defQFormat="0" w:defSemiHidden="0" w:defUIPriority="0" w:defUnhideWhenUsed="0"/>
-  <w:style w:default="1" w:styleId="Normal" w:type="paragraph">
+  <w:latentStyles w:defLockedState="0" w:defUIPriority="0" w:defSemiHidden="0" w:defUnhideWhenUsed="0" w:defQFormat="0" w:count="376">
+    <w:lsdException w:name="Normal Table" w:semiHidden="1" w:unhideWhenUsed="1"/>
+    <w:lsdException w:name="Table Simple 1" w:semiHidden="1" w:unhideWhenUsed="1"/>
+    <w:lsdException w:name="Table Simple 2" w:semiHidden="1" w:unhideWhenUsed="1"/>
+    <w:lsdException w:name="Table Simple 3" w:semiHidden="1" w:unhideWhenUsed="1"/>
+    <w:lsdException w:name="Table Classic 1" w:semiHidden="1" w:unhideWhenUsed="1"/>
+    <w:lsdException w:name="Table Classic 2" w:semiHidden="1" w:unhideWhenUsed="1"/>
+    <w:lsdException w:name="Table Classic 3" w:semiHidden="1" w:unhideWhenUsed="1"/>
+    <w:lsdException w:name="Table Classic 4" w:semiHidden="1" w:unhideWhenUsed="1"/>
+    <w:lsdException w:name="Table Colorful 1" w:semiHidden="1" w:unhideWhenUsed="1"/>
+    <w:lsdException w:name="Table Colorful 2" w:semiHidden="1" w:unhideWhenUsed="1"/>
+    <w:lsdException w:name="Table Colorful 3" w:semiHidden="1" w:unhideWhenUsed="1"/>
+    <w:lsdException w:name="Table Columns 1" w:semiHidden="1" w:unhideWhenUsed="1"/>
+    <w:lsdException w:name="Table Columns 2" w:semiHidden="1" w:unhideWhenUsed="1"/>
+    <w:lsdException w:name="Table Columns 3" w:semiHidden="1" w:unhideWhenUsed="1"/>
+    <w:lsdException w:name="Table Columns 4" w:semiHidden="1" w:unhideWhenUsed="1"/>
+    <w:lsdException w:name="Table Columns 5" w:semiHidden="1" w:unhideWhenUsed="1"/>
+    <w:lsdException w:name="Table Grid 1" w:semiHidden="1" w:unhideWhenUsed="1"/>
+    <w:lsdException w:name="Table Grid 2" w:semiHidden="1" w:unhideWhenUsed="1"/>
+    <w:lsdException w:name="Table Grid 3" w:semiHidden="1" w:unhideWhenUsed="1"/>
+    <w:lsdException w:name="Table Grid 4" w:semiHidden="1" w:unhideWhenUsed="1"/>
+    <w:lsdException w:name="Table Grid 5" w:semiHidden="1" w:unhideWhenUsed="1"/>
+    <w:lsdException w:name="Table Grid 6" w:semiHidden="1" w:unhideWhenUsed="1"/>
+    <w:lsdException w:name="Table Grid 7" w:semiHidden="1" w:unhideWhenUsed="1"/>
+    <w:lsdException w:name="Table Grid 8" w:semiHidden="1" w:unhideWhenUsed="1"/>
+    <w:lsdException w:name="Table List 1" w:semiHidden="1" w:unhideWhenUsed="1"/>
+    <w:lsdException w:name="Table List 2" w:semiHidden="1" w:unhideWhenUsed="1"/>
+    <w:lsdException w:name="Table List 3" w:semiHidden="1" w:unhideWhenUsed="1"/>
+    <w:lsdException w:name="Table List 4" w:semiHidden="1" w:unhideWhenUsed="1"/>
+    <w:lsdException w:name="Table List 5" w:semiHidden="1" w:unhideWhenUsed="1"/>
+    <w:lsdException w:name="Table List 6" w:semiHidden="1" w:unhideWhenUsed="1"/>
+    <w:lsdException w:name="Table List 7" w:semiHidden="1" w:unhideWhenUsed="1"/>
+    <w:lsdException w:name="Table List 8" w:semiHidden="1" w:unhideWhenUsed="1"/>
+    <w:lsdException w:name="Table 3D effects 1" w:semiHidden="1" w:unhideWhenUsed="1"/>
+    <w:lsdException w:name="Table 3D effects 2" w:semiHidden="1" w:unhideWhenUsed="1"/>
+    <w:lsdException w:name="Table 3D effects 3" w:semiHidden="1" w:unhideWhenUsed="1"/>
+    <w:lsdException w:name="Table Contemporary" w:semiHidden="1" w:unhideWhenUsed="1"/>
+    <w:lsdException w:name="Table Elegant" w:semiHidden="1" w:unhideWhenUsed="1"/>
+    <w:lsdException w:name="Table Professional" w:semiHidden="1" w:unhideWhenUsed="1"/>
+    <w:lsdException w:name="Table Subtle 1" w:semiHidden="1" w:unhideWhenUsed="1"/>
+    <w:lsdException w:name="Table Subtle 2" w:semiHidden="1" w:unhideWhenUsed="1"/>
+    <w:lsdException w:name="Table Web 1" w:semiHidden="1" w:unhideWhenUsed="1"/>
+    <w:lsdException w:name="Table Web 2" w:semiHidden="1" w:unhideWhenUsed="1"/>
+    <w:lsdException w:name="Table Web 3" w:semiHidden="1" w:unhideWhenUsed="1"/>
+    <w:lsdException w:name="Table Theme" w:semiHidden="1" w:unhideWhenUsed="1"/>
+    <w:lsdException w:name="Light Shading"/>
+    <w:lsdException w:name="Light List"/>
+    <w:lsdException w:name="Light Grid"/>
+    <w:lsdException w:name="Medium Shading 1"/>
+    <w:lsdException w:name="Medium Shading 2"/>
+    <w:lsdException w:name="Medium List 1"/>
+    <w:lsdException w:name="Medium List 2"/>
+    <w:lsdException w:name="Medium Grid 1"/>
+    <w:lsdException w:name="Medium Grid 2"/>
+    <w:lsdException w:name="Medium Grid 3"/>
+    <w:lsdException w:name="Dark List"/>
+    <w:lsdException w:name="Colorful Shading"/>
+    <w:lsdException w:name="Colorful List"/>
+    <w:lsdException w:name="Colorful Grid"/>
+    <w:lsdException w:name="Light Shading Accent 1"/>
+    <w:lsdException w:name="Light List Accent 1"/>
+    <w:lsdException w:name="Light Grid Accent 1"/>
+    <w:lsdException w:name="Medium Shading 1 Accent 1"/>
+    <w:lsdException w:name="Medium Shading 2 Accent 1"/>
+    <w:lsdException w:name="Medium List 1 Accent 1"/>
+    <w:lsdException w:name="Medium List 2 Accent 1"/>
+    <w:lsdException w:name="Medium Grid 1 Accent 1"/>
+    <w:lsdException w:name="Medium Grid 2 Accent 1"/>
+    <w:lsdException w:name="Medium Grid 3 Accent 1"/>
+    <w:lsdException w:name="Dark List Accent 1"/>
+    <w:lsdException w:name="Colorful Shading Accent 1"/>
+    <w:lsdException w:name="Colorful List Accent 1"/>
+    <w:lsdException w:name="Colorful Grid Accent 1"/>
+    <w:lsdException w:name="Light Shading Accent 2"/>
+    <w:lsdException w:name="Light List Accent 2"/>
+    <w:lsdException w:name="Light Grid Accent 2"/>
+    <w:lsdException w:name="Medium Shading 1 Accent 2"/>
+    <w:lsdException w:name="Medium Shading 2 Accent 2"/>
+    <w:lsdException w:name="Medium List 1 Accent 2"/>
+    <w:lsdException w:name="Medium List 2 Accent 2"/>
+    <w:lsdException w:name="Medium Grid 1 Accent 2"/>
+    <w:lsdException w:name="Medium Grid 2 Accent 2"/>
+    <w:lsdException w:name="Medium Grid 3 Accent 2"/>
+    <w:lsdException w:name="Dark List Accent 2"/>
+    <w:lsdException w:name="Colorful Shading Accent 2"/>
+    <w:lsdException w:name="Colorful List Accent 2"/>
+    <w:lsdException w:name="Colorful Grid Accent 2"/>
+    <w:lsdException w:name="Light Shading Accent 3"/>
+    <w:lsdException w:name="Light List Accent 3"/>
+    <w:lsdException w:name="Light Grid Accent 3"/>
+    <w:lsdException w:name="Medium Shading 1 Accent 3"/>
+    <w:lsdException w:name="Medium Shading 2 Accent 3"/>
+    <w:lsdException w:name="Medium List 1 Accent 3"/>
+    <w:lsdException w:name="Medium List 2 Accent 3"/>
+    <w:lsdException w:name="Medium Grid 1 Accent 3"/>
+    <w:lsdException w:name="Medium Grid 2 Accent 3"/>
+    <w:lsdException w:name="Medium Grid 3 Accent 3"/>
+    <w:lsdException w:name="Dark List Accent 3"/>
+    <w:lsdException w:name="Colorful Shading Accent 3"/>
+    <w:lsdException w:name="Colorful List Accent 3"/>
+    <w:lsdException w:name="Colorful Grid Accent 3"/>
+    <w:lsdException w:name="Light Shading Accent 4"/>
+    <w:lsdException w:name="Light List Accent 4"/>
+    <w:lsdException w:name="Light Grid Accent 4"/>
+    <w:lsdException w:name="Medium Shading 1 Accent 4"/>
+    <w:lsdException w:name="Medium Shading 2 Accent 4"/>
+    <w:lsdException w:name="Medium List 1 Accent 4"/>
+    <w:lsdException w:name="Medium List 2 Accent 4"/>
+    <w:lsdException w:name="Medium Grid 1 Accent 4"/>
+    <w:lsdException w:name="Medium Grid 2 Accent 4"/>
+    <w:lsdException w:name="Medium Grid 3 Accent 4"/>
+    <w:lsdException w:name="Dark List Accent 4"/>
+    <w:lsdException w:name="Colorful Shading Accent 4"/>
+    <w:lsdException w:name="Colorful List Accent 4"/>
+    <w:lsdException w:name="Colorful Grid Accent 4"/>
+    <w:lsdException w:name="Light Shading Accent 5"/>
+    <w:lsdException w:name="Light List Accent 5"/>
+    <w:lsdException w:name="Light Grid Accent 5"/>
+    <w:lsdException w:name="Medium Shading 1 Accent 5"/>
+    <w:lsdException w:name="Medium Shading 2 Accent 5"/>
+    <w:lsdException w:name="Medium List 1 Accent 5"/>
+    <w:lsdException w:name="Medium List 2 Accent 5"/>
+    <w:lsdException w:name="Medium Grid 1 Accent 5"/>
+    <w:lsdException w:name="Medium Grid 2 Accent 5"/>
+    <w:lsdException w:name="Medium Grid 3 Accent 5"/>
+    <w:lsdException w:name="Dark List Accent 5"/>
+    <w:lsdException w:name="Colorful Shading Accent 5"/>
+    <w:lsdException w:name="Colorful List Accent 5"/>
+    <w:lsdException w:name="Colorful Grid Accent 5"/>
+    <w:lsdException w:name="Light Shading Accent 6"/>
+    <w:lsdException w:name="Light List Accent 6"/>
+    <w:lsdException w:name="Light Grid Accent 6"/>
+    <w:lsdException w:name="Medium Shading 1 Accent 6"/>
+    <w:lsdException w:name="Medium Shading 2 Accent 6"/>
+    <w:lsdException w:name="Medium List 1 Accent 6"/>
+    <w:lsdException w:name="Medium List 2 Accent 6"/>
+    <w:lsdException w:name="Medium Grid 1 Accent 6"/>
+    <w:lsdException w:name="Medium Grid 2 Accent 6"/>
+    <w:lsdException w:name="Medium Grid 3 Accent 6"/>
+    <w:lsdException w:name="Dark List Accent 6"/>
+    <w:lsdException w:name="Colorful Shading Accent 6"/>
+    <w:lsdException w:name="Colorful List Accent 6"/>
+    <w:lsdException w:name="Colorful Grid Accent 6"/>
+    <w:lsdException w:name="Grid Table 4" w:uiPriority="49"/>
+    <w:lsdException w:name="Grid Table 5 Dark" w:uiPriority="50"/>
+    <w:lsdException w:name="Grid Table 6 Colorful" w:uiPriority="51"/>
+    <w:lsdException w:name="Grid Table 7 Colorful" w:uiPriority="52"/>
+    <w:lsdException w:name="Grid Table 1 Light Accent 1" w:uiPriority="46"/>
+    <w:lsdException w:name="Grid Table 2 Accent 1" w:uiPriority="47"/>
+    <w:lsdException w:name="Grid Table 3 Accent 1" w:uiPriority="48"/>
+    <w:lsdException w:name="Grid Table 4 Accent 1" w:uiPriority="49"/>
+    <w:lsdException w:name="Grid Table 5 Dark Accent 1" w:uiPriority="50"/>
+    <w:lsdException w:name="Grid Table 6 Colorful Accent 1" w:uiPriority="51"/>
+    <w:lsdException w:name="Grid Table 7 Colorful Accent 1" w:uiPriority="52"/>
+    <w:lsdException w:name="Grid Table 1 Light Accent 2" w:uiPriority="46"/>
+    <w:lsdException w:name="Grid Table 2 Accent 2" w:uiPriority="47"/>
+    <w:lsdException w:name="Grid Table 3 Accent 2" w:uiPriority="48"/>
+    <w:lsdException w:name="Grid Table 4 Accent 2" w:uiPriority="49"/>
+    <w:lsdException w:name="Grid Table 5 Dark Accent 2" w:uiPriority="50"/>
+    <w:lsdException w:name="Grid Table 6 Colorful Accent 2" w:uiPriority="51"/>
+    <w:lsdException w:name="Grid Table 7 Colorful Accent 2" w:uiPriority="52"/>
+    <w:lsdException w:name="Grid Table 1 Light Accent 3" w:uiPriority="46"/>
+    <w:lsdException w:name="Grid Table 2 Accent 3" w:uiPriority="47"/>
+    <w:lsdException w:name="Grid Table 3 Accent 3" w:uiPriority="48"/>
+    <w:lsdException w:name="Grid Table 4 Accent 3" w:uiPriority="49"/>
+    <w:lsdException w:name="Grid Table 5 Dark Accent 3" w:uiPriority="50"/>
+    <w:lsdException w:name="Grid Table 6 Colorful Accent 3" w:uiPriority="51"/>
+    <w:lsdException w:name="Grid Table 7 Colorful Accent 3" w:uiPriority="52"/>
+    <w:lsdException w:name="Grid Table 1 Light Accent 4" w:uiPriority="46"/>
+    <w:lsdException w:name="Grid Table 2 Accent 4" w:uiPriority="47"/>
+    <w:lsdException w:name="Grid Table 3 Accent 4" w:uiPriority="48"/>
+    <w:lsdException w:name="Grid Table 4 Accent 4" w:uiPriority="49"/>
+    <w:lsdException w:name="Grid Table 5 Dark Accent 4" w:uiPriority="50"/>
+    <w:lsdException w:name="Grid Table 6 Colorful Accent 4" w:uiPriority="51"/>
+    <w:lsdException w:name="Grid Table 7 Colorful Accent 4" w:uiPriority="52"/>
+    <w:lsdException w:name="Grid Table 1 Light Accent 5" w:uiPriority="46"/>
+    <w:lsdException w:name="Grid Table 2 Accent 5" w:uiPriority="47"/>
+    <w:lsdException w:name="Grid Table 3 Accent 5" w:uiPriority="48"/>
+    <w:lsdException w:name="Grid Table 4 Accent 5" w:uiPriority="49"/>
+    <w:lsdException w:name="Grid Table 5 Dark Accent 5" w:uiPriority="50"/>
+    <w:lsdException w:name="Grid Table 6 Colorful Accent 5" w:uiPriority="51"/>
+    <w:lsdException w:name="Grid Table 7 Colorful Accent 5" w:uiPriority="52"/>
+    <w:lsdException w:name="Grid Table 1 Light Accent 6" w:uiPriority="46"/>
+    <w:lsdException w:name="Grid Table 2 Accent 6" w:uiPriority="47"/>
+    <w:lsdException w:name="Grid Table 3 Accent 6" w:uiPriority="48"/>
+    <w:lsdException w:name="Grid Table 4 Accent 6" w:uiPriority="49"/>
+    <w:lsdException w:name="Grid Table 5 Dark Accent 6" w:uiPriority="50"/>
+    <w:lsdException w:name="Grid Table 6 Colorful Accent 6" w:uiPriority="51"/>
+    <w:lsdException w:name="Grid Table 7 Colorful Accent 6" w:uiPriority="52"/>
+    <w:lsdException w:name="List Table 1 Light" w:uiPriority="46"/>
+    <w:lsdException w:name="List Table 2" w:uiPriority="47"/>
+    <w:lsdException w:name="List Table 3" w:uiPriority="48"/>
+    <w:lsdException w:name="List Table 4" w:uiPriority="49"/>
+    <w:lsdException w:name="List Table 5 Dark" w:uiPriority="50"/>
+    <w:lsdException w:name="List Table 6 Colorful" w:uiPriority="51"/>
+    <w:lsdException w:name="List Table 7 Colorful" w:uiPriority="52"/>
+    <w:lsdException w:name="List Table 1 Light Accent 1" w:uiPriority="46"/>
+    <w:lsdException w:name="List Table 2 Accent 1" w:uiPriority="47"/>
+    <w:lsdException w:name="List Table 3 Accent 1" w:uiPriority="48"/>
+    <w:lsdException w:name="List Table 4 Accent 1" w:uiPriority="49"/>
+    <w:lsdException w:name="List Table 5 Dark Accent 1" w:uiPriority="50"/>
+    <w:lsdException w:name="List Table 6 Colorful Accent 1" w:uiPriority="51"/>
+    <w:lsdException w:name="List Table 7 Colorful Accent 1" w:uiPriority="52"/>
+    <w:lsdException w:name="List Table 1 Light Accent 2" w:uiPriority="46"/>
+    <w:lsdException w:name="List Table 2 Accent 2" w:uiPriority="47"/>
+    <w:lsdException w:name="List Table 3 Accent 2" w:uiPriority="48"/>
+    <w:lsdException w:name="List Table 4 Accent 2" w:uiPriority="49"/>
+    <w:lsdException w:name="List Table 5 Dark Accent 2" w:uiPriority="50"/>
+    <w:lsdException w:name="List Table 6 Colorful Accent 2" w:uiPriority="51"/>
+    <w:lsdException w:name="List Table 7 Colorful Accent 2" w:uiPriority="52"/>
+    <w:lsdException w:name="List Table 1 Light Accent 3" w:uiPriority="46"/>
+    <w:lsdException w:name="List Table 2 Accent 3" w:uiPriority="47"/>
+    <w:lsdException w:name="List Table 3 Accent 3" w:uiPriority="48"/>
+    <w:lsdException w:name="List Table 4 Accent 3" w:uiPriority="49"/>
+    <w:lsdException w:name="List Table 5 Dark Accent 3" w:uiPriority="50"/>
+    <w:lsdException w:name="List Table 6 Colorful Accent 3" w:uiPriority="51"/>
+    <w:lsdException w:name="List Table 7 Colorful Accent 3" w:uiPriority="52"/>
+    <w:lsdException w:name="List Table 1 Light Accent 4" w:uiPriority="46"/>
+    <w:lsdException w:name="List Table 2 Accent 4" w:uiPriority="47"/>
+    <w:lsdException w:name="List Table 3 Accent 4" w:uiPriority="48"/>
+    <w:lsdException w:name="List Table 4 Accent 4" w:uiPriority="49"/>
+    <w:lsdException w:name="List Table 5 Dark Accent 4" w:uiPriority="50"/>
+    <w:lsdException w:name="List Table 6 Colorful Accent 4" w:uiPriority="51"/>
+    <w:lsdException w:name="List Table 7 Colorful Accent 4" w:uiPriority="52"/>
+    <w:lsdException w:name="List Table 1 Light Accent 5" w:uiPriority="46"/>
+    <w:lsdException w:name="List Table 2 Accent 5" w:uiPriority="47"/>
+    <w:lsdException w:name="List Table 3 Accent 5" w:uiPriority="48"/>
+    <w:lsdException w:name="List Table 4 Accent 5" w:uiPriority="49"/>
+    <w:lsdException w:name="List Table 5 Dark Accent 5" w:uiPriority="50"/>
+    <w:lsdException w:name="List Table 6 Colorful Accent 5" w:uiPriority="51"/>
+    <w:lsdException w:name="List Table 7 Colorful Accent 5" w:uiPriority="52"/>
+    <w:lsdException w:name="List Table 1 Light Accent 6" w:uiPriority="46"/>
+    <w:lsdException w:name="List Table 2 Accent 6" w:uiPriority="47"/>
+    <w:lsdException w:name="List Table 3 Accent 6" w:uiPriority="48"/>
+    <w:lsdException w:name="List Table 4 Accent 6" w:uiPriority="49"/>
+    <w:lsdException w:name="List Table 5 Dark Accent 6" w:uiPriority="50"/>
+    <w:lsdException w:name="List Table 6 Colorful Accent 6" w:uiPriority="51"/>
+    <w:lsdException w:name="List Table 7 Colorful Accent 6" w:uiPriority="52"/>
+    <w:lsdException w:name="Mention" w:semiHidden="1" w:uiPriority="99" w:unhideWhenUsed="1"/>
+    <w:lsdException w:name="Smart Hyperlink" w:semiHidden="1" w:uiPriority="99" w:unhideWhenUsed="1"/>
+    <w:lsdException w:name="Hashtag" w:semiHidden="1" w:uiPriority="99" w:unhideWhenUsed="1"/>
+    <w:lsdException w:name="Unresolved Mention" w:semiHidden="1" w:uiPriority="99" w:unhideWhenUsed="1"/>
+    <w:lsdException w:name="Smart Link" w:semiHidden="1" w:uiPriority="99" w:unhideWhenUsed="1"/>
+  </w:latentStyles>
+  <w:style w:type="paragraph" w:default="1" w:styleId="Normal">
     <w:name w:val="Normal"/>
     <w:qFormat/>
   </w:style>
-  <w:style w:styleId="BodyText" w:type="paragraph">
-    <w:name w:val="Body Text"/>
-    <w:basedOn w:val="Normal"/>
-    <w:link w:val="BodyTextChar"/>
-    <w:qFormat/>
-    <w:pPr>
-      <w:spacing w:after="180" w:before="180"/>
-    </w:pPr>
-  </w:style>
-  <w:style w:customStyle="1" w:styleId="FirstParagraph" w:type="paragraph">
-    <w:name w:val="First Paragraph"/>
-    <w:basedOn w:val="BodyText"/>
-    <w:next w:val="BodyText"/>
-    <w:qFormat/>
-  </w:style>
-  <w:style w:customStyle="1" w:styleId="Compact" w:type="paragraph">
-    <w:name w:val="Compact"/>
-    <w:basedOn w:val="BodyText"/>
-    <w:qFormat/>
-    <w:pPr>
-      <w:spacing w:after="36" w:before="36"/>
-    </w:pPr>
-  </w:style>
-  <w:style w:styleId="Title" w:type="paragraph">
-    <w:name w:val="Title"/>
-    <w:basedOn w:val="Normal"/>
-    <w:next w:val="BodyText"/>
-    <w:link w:val="TitleChar"/>
-    <w:uiPriority w:val="10"/>
-    <w:qFormat/>
-    <w:rsid w:val="00A10FD9"/>
-    <w:pPr>
-      <w:spacing w:after="80" w:line="240" w:lineRule="auto"/>
-      <w:contextualSpacing/>
-      <w:jc w:val="center"/>
-    </w:pPr>
-    <w:rPr>
-      <w:rFonts w:asciiTheme="majorHAnsi" w:cstheme="majorBidi" w:eastAsiaTheme="majorEastAsia" w:hAnsiTheme="majorHAnsi"/>
-      <w:sz w:val="56"/>
-      <w:szCs w:val="56"/>
-    </w:rPr>
-  </w:style>
-  <w:style w:customStyle="1" w:styleId="TitleChar" w:type="character">
-    <w:name w:val="Title Char"/>
-    <w:basedOn w:val="DefaultParagraphFont"/>
-    <w:link w:val="Title"/>
-    <w:uiPriority w:val="10"/>
-    <w:rsid w:val="00A10FD9"/>
-    <w:rPr>
-      <w:rFonts w:asciiTheme="majorHAnsi" w:cstheme="majorBidi" w:eastAsiaTheme="majorEastAsia" w:hAnsiTheme="majorHAnsi"/>
-      <w:sz w:val="56"/>
-      <w:szCs w:val="56"/>
-    </w:rPr>
-  </w:style>
-  <w:style w:styleId="Subtitle" w:type="paragraph">
-    <w:name w:val="Subtitle"/>
-    <w:basedOn w:val="Title"/>
-    <w:next w:val="BodyText"/>
-    <w:link w:val="SubtitleChar"/>
-    <w:uiPriority w:val="11"/>
-    <w:qFormat/>
-    <w:rsid w:val="00A10FD9"/>
-    <w:pPr>
-      <w:numPr>
-        <w:ilvl w:val="1"/>
-      </w:numPr>
-    </w:pPr>
-    <w:rPr>
-      <w:rFonts w:cstheme="majorBidi" w:eastAsiaTheme="majorEastAsia"/>
-      <w:spacing w:val="15"/>
-      <w:sz w:val="28"/>
-      <w:szCs w:val="28"/>
-    </w:rPr>
-  </w:style>
-  <w:style w:customStyle="1" w:styleId="SubtitleChar" w:type="character">
-    <w:name w:val="Subtitle Char"/>
-    <w:basedOn w:val="DefaultParagraphFont"/>
-    <w:link w:val="Subtitle"/>
-    <w:uiPriority w:val="11"/>
-    <w:rsid w:val="00A10FD9"/>
-    <w:rPr>
-      <w:rFonts w:cstheme="majorBidi" w:eastAsiaTheme="majorEastAsia"/>
-      <w:color w:themeColor="text1" w:themeTint="A6" w:val="595959"/>
-      <w:spacing w:val="15"/>
-      <w:sz w:val="28"/>
-      <w:szCs w:val="28"/>
-    </w:rPr>
-  </w:style>
-  <w:style w:customStyle="1" w:styleId="Author" w:type="paragraph">
-    <w:name w:val="Author"/>
-    <w:basedOn w:val="Title"/>
-    <w:next w:val="BodyText"/>
-    <w:qFormat/>
-    <w:pPr>
-      <w:keepNext/>
-      <w:keepLines/>
-    </w:pPr>
-    <w:rPr>
-      <w:sz w:val="24"/>
-      <w:szCs w:val="24"/>
-    </w:rPr>
-  </w:style>
-  <w:style w:styleId="Date" w:type="paragraph">
-    <w:name w:val="Date"/>
-    <w:basedOn w:val="Title"/>
-    <w:next w:val="BodyText"/>
-    <w:qFormat/>
-    <w:pPr>
-      <w:keepNext/>
-      <w:keepLines/>
-    </w:pPr>
-    <w:rPr>
-      <w:sz w:val="24"/>
-      <w:szCs w:val="24"/>
-    </w:rPr>
-  </w:style>
-  <w:style w:customStyle="1" w:styleId="AbstractTitle" w:type="paragraph">
-    <w:name w:val="Abstract Title"/>
-    <w:basedOn w:val="Normal"/>
-    <w:next w:val="Abstract"/>
-    <w:qFormat/>
-    <w:pPr>
-      <w:keepNext/>
-      <w:keepLines/>
-      <w:spacing w:after="0" w:before="300"/>
-      <w:jc w:val="center"/>
-    </w:pPr>
-    <w:rPr>
-      <w:b/>
-      <w:sz w:val="20"/>
-      <w:szCs w:val="20"/>
-    </w:rPr>
-  </w:style>
-  <w:style w:customStyle="1" w:styleId="Abstract" w:type="paragraph">
-    <w:name w:val="Abstract"/>
-    <w:basedOn w:val="Normal"/>
-    <w:next w:val="BodyText"/>
-    <w:qFormat/>
-    <w:pPr>
-      <w:keepNext/>
-      <w:keepLines/>
-      <w:spacing w:after="300" w:before="100"/>
-    </w:pPr>
-    <w:rPr>
-      <w:sz w:val="20"/>
-      <w:szCs w:val="20"/>
-    </w:rPr>
-  </w:style>
-  <w:style w:styleId="Bibliography" w:type="paragraph">
-    <w:name w:val="Bibliography"/>
-    <w:basedOn w:val="Normal"/>
-    <w:next w:val="Bibliography"/>
-    <w:qFormat/>
-    <w:pPr/>
-    <w:rPr/>
-  </w:style>
-  <w:style w:styleId="Heading1" w:type="paragraph">
+  <w:style w:type="paragraph" w:styleId="Heading1">
     <w:name w:val="heading 1"/>
     <w:basedOn w:val="Normal"/>
     <w:next w:val="BodyText"/>
@@ -1840,17 +1751,17 @@
     <w:pPr>
       <w:keepNext/>
       <w:keepLines/>
-      <w:spacing w:after="80" w:before="360"/>
+      <w:spacing w:before="360" w:after="80"/>
       <w:outlineLvl w:val="0"/>
     </w:pPr>
     <w:rPr>
-      <w:rFonts w:asciiTheme="majorHAnsi" w:cstheme="majorBidi" w:eastAsiaTheme="majorEastAsia" w:hAnsiTheme="majorHAnsi"/>
-      <w:color w:themeColor="accent1" w:themeShade="BF" w:val="0F4761"/>
+      <w:rFonts w:asciiTheme="majorHAnsi" w:eastAsiaTheme="majorEastAsia" w:hAnsiTheme="majorHAnsi" w:cstheme="majorBidi"/>
+      <w:color w:val="0F4761" w:themeColor="accent1" w:themeShade="BF"/>
       <w:sz w:val="40"/>
       <w:szCs w:val="40"/>
     </w:rPr>
   </w:style>
-  <w:style w:styleId="Heading2" w:type="paragraph">
+  <w:style w:type="paragraph" w:styleId="Heading2">
     <w:name w:val="heading 2"/>
     <w:basedOn w:val="Normal"/>
     <w:next w:val="BodyText"/>
@@ -1863,17 +1774,17 @@
     <w:pPr>
       <w:keepNext/>
       <w:keepLines/>
-      <w:spacing w:after="80" w:before="160"/>
+      <w:spacing w:before="160" w:after="80"/>
       <w:outlineLvl w:val="1"/>
     </w:pPr>
     <w:rPr>
-      <w:rFonts w:asciiTheme="majorHAnsi" w:cstheme="majorBidi" w:eastAsiaTheme="majorEastAsia" w:hAnsiTheme="majorHAnsi"/>
-      <w:color w:themeColor="accent1" w:themeShade="BF" w:val="0F4761"/>
+      <w:rFonts w:asciiTheme="majorHAnsi" w:eastAsiaTheme="majorEastAsia" w:hAnsiTheme="majorHAnsi" w:cstheme="majorBidi"/>
+      <w:color w:val="0F4761" w:themeColor="accent1" w:themeShade="BF"/>
       <w:sz w:val="32"/>
       <w:szCs w:val="32"/>
     </w:rPr>
   </w:style>
-  <w:style w:styleId="Heading3" w:type="paragraph">
+  <w:style w:type="paragraph" w:styleId="Heading3">
     <w:name w:val="heading 3"/>
     <w:basedOn w:val="Normal"/>
     <w:next w:val="BodyText"/>
@@ -1886,17 +1797,17 @@
     <w:pPr>
       <w:keepNext/>
       <w:keepLines/>
-      <w:spacing w:after="80" w:before="160"/>
+      <w:spacing w:before="160" w:after="80"/>
       <w:outlineLvl w:val="2"/>
     </w:pPr>
     <w:rPr>
-      <w:rFonts w:cstheme="majorBidi" w:eastAsiaTheme="majorEastAsia"/>
-      <w:color w:themeColor="accent1" w:themeShade="BF" w:val="0F4761"/>
+      <w:rFonts w:eastAsiaTheme="majorEastAsia" w:cstheme="majorBidi"/>
+      <w:color w:val="0F4761" w:themeColor="accent1" w:themeShade="BF"/>
       <w:sz w:val="28"/>
       <w:szCs w:val="28"/>
     </w:rPr>
   </w:style>
-  <w:style w:styleId="Heading4" w:type="paragraph">
+  <w:style w:type="paragraph" w:styleId="Heading4">
     <w:name w:val="heading 4"/>
     <w:basedOn w:val="Normal"/>
     <w:next w:val="BodyText"/>
@@ -1909,17 +1820,17 @@
     <w:pPr>
       <w:keepNext/>
       <w:keepLines/>
-      <w:spacing w:after="40" w:before="80"/>
+      <w:spacing w:before="80" w:after="40"/>
       <w:outlineLvl w:val="3"/>
     </w:pPr>
     <w:rPr>
-      <w:rFonts w:cstheme="majorBidi" w:eastAsiaTheme="majorEastAsia"/>
+      <w:rFonts w:eastAsiaTheme="majorEastAsia" w:cstheme="majorBidi"/>
       <w:i/>
       <w:iCs/>
-      <w:color w:themeColor="accent1" w:themeShade="BF" w:val="0F4761"/>
-    </w:rPr>
-  </w:style>
-  <w:style w:styleId="Heading5" w:type="paragraph">
+      <w:color w:val="0F4761" w:themeColor="accent1" w:themeShade="BF"/>
+    </w:rPr>
+  </w:style>
+  <w:style w:type="paragraph" w:styleId="Heading5">
     <w:name w:val="heading 5"/>
     <w:basedOn w:val="Normal"/>
     <w:next w:val="BodyText"/>
@@ -1932,15 +1843,15 @@
     <w:pPr>
       <w:keepNext/>
       <w:keepLines/>
-      <w:spacing w:after="40" w:before="80"/>
+      <w:spacing w:before="80" w:after="40"/>
       <w:outlineLvl w:val="4"/>
     </w:pPr>
     <w:rPr>
-      <w:rFonts w:cstheme="majorBidi" w:eastAsiaTheme="majorEastAsia"/>
-      <w:color w:themeColor="accent1" w:themeShade="BF" w:val="0F4761"/>
-    </w:rPr>
-  </w:style>
-  <w:style w:styleId="Heading6" w:type="paragraph">
+      <w:rFonts w:eastAsiaTheme="majorEastAsia" w:cstheme="majorBidi"/>
+      <w:color w:val="0F4761" w:themeColor="accent1" w:themeShade="BF"/>
+    </w:rPr>
+  </w:style>
+  <w:style w:type="paragraph" w:styleId="Heading6">
     <w:name w:val="heading 6"/>
     <w:basedOn w:val="Normal"/>
     <w:next w:val="BodyText"/>
@@ -1953,17 +1864,17 @@
     <w:pPr>
       <w:keepNext/>
       <w:keepLines/>
-      <w:spacing w:after="0" w:before="40"/>
+      <w:spacing w:before="40" w:after="0"/>
       <w:outlineLvl w:val="5"/>
     </w:pPr>
     <w:rPr>
-      <w:rFonts w:cstheme="majorBidi" w:eastAsiaTheme="majorEastAsia"/>
+      <w:rFonts w:eastAsiaTheme="majorEastAsia" w:cstheme="majorBidi"/>
       <w:i/>
       <w:iCs/>
-      <w:color w:themeColor="text1" w:themeTint="A6" w:val="595959"/>
-    </w:rPr>
-  </w:style>
-  <w:style w:styleId="Heading7" w:type="paragraph">
+      <w:color w:val="595959" w:themeColor="text1" w:themeTint="A6"/>
+    </w:rPr>
+  </w:style>
+  <w:style w:type="paragraph" w:styleId="Heading7">
     <w:name w:val="heading 7"/>
     <w:basedOn w:val="Normal"/>
     <w:next w:val="BodyText"/>
@@ -1976,15 +1887,15 @@
     <w:pPr>
       <w:keepNext/>
       <w:keepLines/>
-      <w:spacing w:after="0" w:before="40"/>
+      <w:spacing w:before="40" w:after="0"/>
       <w:outlineLvl w:val="6"/>
     </w:pPr>
     <w:rPr>
-      <w:rFonts w:cstheme="majorBidi" w:eastAsiaTheme="majorEastAsia"/>
-      <w:color w:themeColor="text1" w:themeTint="A6" w:val="595959"/>
-    </w:rPr>
-  </w:style>
-  <w:style w:styleId="Heading8" w:type="paragraph">
+      <w:rFonts w:eastAsiaTheme="majorEastAsia" w:cstheme="majorBidi"/>
+      <w:color w:val="595959" w:themeColor="text1" w:themeTint="A6"/>
+    </w:rPr>
+  </w:style>
+  <w:style w:type="paragraph" w:styleId="Heading8">
     <w:name w:val="heading 8"/>
     <w:basedOn w:val="Normal"/>
     <w:next w:val="BodyText"/>
@@ -2001,13 +1912,13 @@
       <w:outlineLvl w:val="7"/>
     </w:pPr>
     <w:rPr>
-      <w:rFonts w:cstheme="majorBidi" w:eastAsiaTheme="majorEastAsia"/>
+      <w:rFonts w:eastAsiaTheme="majorEastAsia" w:cstheme="majorBidi"/>
       <w:i/>
       <w:iCs/>
-      <w:color w:themeColor="text1" w:themeTint="D8" w:val="272727"/>
-    </w:rPr>
-  </w:style>
-  <w:style w:styleId="Heading9" w:type="paragraph">
+      <w:color w:val="272727" w:themeColor="text1" w:themeTint="D8"/>
+    </w:rPr>
+  </w:style>
+  <w:style w:type="paragraph" w:styleId="Heading9">
     <w:name w:val="heading 9"/>
     <w:basedOn w:val="Normal"/>
     <w:next w:val="BodyText"/>
@@ -2024,24 +1935,202 @@
       <w:outlineLvl w:val="8"/>
     </w:pPr>
     <w:rPr>
-      <w:rFonts w:cstheme="majorBidi" w:eastAsiaTheme="majorEastAsia"/>
-      <w:color w:themeColor="text1" w:themeTint="D8" w:val="272727"/>
-    </w:rPr>
-  </w:style>
-  <w:style w:customStyle="1" w:styleId="Heading1Char" w:type="character">
+      <w:rFonts w:eastAsiaTheme="majorEastAsia" w:cstheme="majorBidi"/>
+      <w:color w:val="272727" w:themeColor="text1" w:themeTint="D8"/>
+    </w:rPr>
+  </w:style>
+  <w:style w:type="character" w:default="1" w:styleId="DefaultParagraphFont">
+    <w:name w:val="Default Paragraph Font"/>
+    <w:uiPriority w:val="1"/>
+    <w:semiHidden/>
+    <w:unhideWhenUsed/>
+  </w:style>
+  <w:style w:type="table" w:default="1" w:styleId="TableNormal">
+    <w:name w:val="Normal Table"/>
+    <w:uiPriority w:val="99"/>
+    <w:semiHidden/>
+    <w:unhideWhenUsed/>
+    <w:tblPr>
+      <w:tblInd w:w="0" w:type="dxa"/>
+      <w:tblCellMar>
+        <w:top w:w="0" w:type="dxa"/>
+        <w:left w:w="108" w:type="dxa"/>
+        <w:bottom w:w="0" w:type="dxa"/>
+        <w:right w:w="108" w:type="dxa"/>
+      </w:tblCellMar>
+    </w:tblPr>
+  </w:style>
+  <w:style w:type="numbering" w:default="1" w:styleId="NoList">
+    <w:name w:val="No List"/>
+    <w:uiPriority w:val="99"/>
+    <w:semiHidden/>
+    <w:unhideWhenUsed/>
+  </w:style>
+  <w:style w:type="paragraph" w:styleId="BodyText">
+    <w:name w:val="Body Text"/>
+    <w:basedOn w:val="Normal"/>
+    <w:qFormat/>
+    <w:pPr>
+      <w:spacing w:before="180" w:after="180"/>
+    </w:pPr>
+  </w:style>
+  <w:style w:type="paragraph" w:customStyle="1" w:styleId="FirstParagraph">
+    <w:name w:val="First Paragraph"/>
+    <w:basedOn w:val="BodyText"/>
+    <w:next w:val="BodyText"/>
+    <w:qFormat/>
+  </w:style>
+  <w:style w:type="paragraph" w:customStyle="1" w:styleId="Compact">
+    <w:name w:val="Compact"/>
+    <w:basedOn w:val="BodyText"/>
+    <w:qFormat/>
+    <w:pPr>
+      <w:spacing w:before="36" w:after="36"/>
+    </w:pPr>
+  </w:style>
+  <w:style w:type="paragraph" w:styleId="Title">
+    <w:name w:val="Title"/>
+    <w:basedOn w:val="Normal"/>
+    <w:next w:val="BodyText"/>
+    <w:link w:val="TitleChar"/>
+    <w:uiPriority w:val="10"/>
+    <w:qFormat/>
+    <w:rsid w:val="00A10FD9"/>
+    <w:pPr>
+      <w:spacing w:after="80"/>
+      <w:contextualSpacing/>
+      <w:jc w:val="center"/>
+    </w:pPr>
+    <w:rPr>
+      <w:rFonts w:asciiTheme="majorHAnsi" w:eastAsiaTheme="majorEastAsia" w:hAnsiTheme="majorHAnsi" w:cstheme="majorBidi"/>
+      <w:sz w:val="56"/>
+      <w:szCs w:val="56"/>
+    </w:rPr>
+  </w:style>
+  <w:style w:type="character" w:customStyle="1" w:styleId="TitleChar">
+    <w:name w:val="Title Char"/>
+    <w:basedOn w:val="DefaultParagraphFont"/>
+    <w:link w:val="Title"/>
+    <w:uiPriority w:val="10"/>
+    <w:rsid w:val="00A10FD9"/>
+    <w:rPr>
+      <w:rFonts w:asciiTheme="majorHAnsi" w:eastAsiaTheme="majorEastAsia" w:hAnsiTheme="majorHAnsi" w:cstheme="majorBidi"/>
+      <w:sz w:val="56"/>
+      <w:szCs w:val="56"/>
+    </w:rPr>
+  </w:style>
+  <w:style w:type="paragraph" w:styleId="Subtitle">
+    <w:name w:val="Subtitle"/>
+    <w:basedOn w:val="Title"/>
+    <w:next w:val="BodyText"/>
+    <w:link w:val="SubtitleChar"/>
+    <w:uiPriority w:val="11"/>
+    <w:qFormat/>
+    <w:rsid w:val="00A10FD9"/>
+    <w:pPr>
+      <w:numPr>
+        <w:ilvl w:val="1"/>
+      </w:numPr>
+    </w:pPr>
+    <w:rPr>
+      <w:spacing w:val="15"/>
+      <w:sz w:val="28"/>
+      <w:szCs w:val="28"/>
+    </w:rPr>
+  </w:style>
+  <w:style w:type="character" w:customStyle="1" w:styleId="SubtitleChar">
+    <w:name w:val="Subtitle Char"/>
+    <w:basedOn w:val="DefaultParagraphFont"/>
+    <w:link w:val="Subtitle"/>
+    <w:uiPriority w:val="11"/>
+    <w:rsid w:val="00A10FD9"/>
+    <w:rPr>
+      <w:rFonts w:eastAsiaTheme="majorEastAsia" w:cstheme="majorBidi"/>
+      <w:color w:val="595959" w:themeColor="text1" w:themeTint="A6"/>
+      <w:spacing w:val="15"/>
+      <w:sz w:val="28"/>
+      <w:szCs w:val="28"/>
+    </w:rPr>
+  </w:style>
+  <w:style w:type="paragraph" w:customStyle="1" w:styleId="Author">
+    <w:name w:val="Author"/>
+    <w:basedOn w:val="Title"/>
+    <w:next w:val="BodyText"/>
+    <w:qFormat/>
+    <w:pPr>
+      <w:keepNext/>
+      <w:keepLines/>
+    </w:pPr>
+    <w:rPr>
+      <w:sz w:val="24"/>
+      <w:szCs w:val="24"/>
+    </w:rPr>
+  </w:style>
+  <w:style w:type="paragraph" w:styleId="Date">
+    <w:name w:val="Date"/>
+    <w:basedOn w:val="Title"/>
+    <w:next w:val="BodyText"/>
+    <w:qFormat/>
+    <w:pPr>
+      <w:keepNext/>
+      <w:keepLines/>
+    </w:pPr>
+    <w:rPr>
+      <w:sz w:val="24"/>
+      <w:szCs w:val="24"/>
+    </w:rPr>
+  </w:style>
+  <w:style w:type="paragraph" w:customStyle="1" w:styleId="AbstractTitle">
+    <w:name w:val="Abstract Title"/>
+    <w:basedOn w:val="Normal"/>
+    <w:next w:val="Abstract"/>
+    <w:qFormat/>
+    <w:pPr>
+      <w:keepNext/>
+      <w:keepLines/>
+      <w:spacing w:before="300" w:after="0"/>
+      <w:jc w:val="center"/>
+    </w:pPr>
+    <w:rPr>
+      <w:b/>
+      <w:sz w:val="20"/>
+      <w:szCs w:val="20"/>
+    </w:rPr>
+  </w:style>
+  <w:style w:type="paragraph" w:customStyle="1" w:styleId="Abstract">
+    <w:name w:val="Abstract"/>
+    <w:basedOn w:val="Normal"/>
+    <w:next w:val="BodyText"/>
+    <w:qFormat/>
+    <w:pPr>
+      <w:keepNext/>
+      <w:keepLines/>
+      <w:spacing w:before="100" w:after="300"/>
+    </w:pPr>
+    <w:rPr>
+      <w:sz w:val="20"/>
+      <w:szCs w:val="20"/>
+    </w:rPr>
+  </w:style>
+  <w:style w:type="paragraph" w:styleId="Bibliography">
+    <w:name w:val="Bibliography"/>
+    <w:basedOn w:val="Normal"/>
+    <w:qFormat/>
+  </w:style>
+  <w:style w:type="character" w:customStyle="1" w:styleId="Heading1Char">
     <w:name w:val="Heading 1 Char"/>
     <w:basedOn w:val="DefaultParagraphFont"/>
     <w:link w:val="Heading1"/>
     <w:uiPriority w:val="9"/>
     <w:rsid w:val="00A10FD9"/>
     <w:rPr>
-      <w:rFonts w:asciiTheme="majorHAnsi" w:cstheme="majorBidi" w:eastAsiaTheme="majorEastAsia" w:hAnsiTheme="majorHAnsi"/>
-      <w:color w:themeColor="accent1" w:themeShade="BF" w:val="0F4761"/>
+      <w:rFonts w:asciiTheme="majorHAnsi" w:eastAsiaTheme="majorEastAsia" w:hAnsiTheme="majorHAnsi" w:cstheme="majorBidi"/>
+      <w:color w:val="0F4761" w:themeColor="accent1" w:themeShade="BF"/>
       <w:sz w:val="40"/>
       <w:szCs w:val="40"/>
     </w:rPr>
   </w:style>
-  <w:style w:customStyle="1" w:styleId="Heading2Char" w:type="character">
+  <w:style w:type="character" w:customStyle="1" w:styleId="Heading2Char">
     <w:name w:val="Heading 2 Char"/>
     <w:basedOn w:val="DefaultParagraphFont"/>
     <w:link w:val="Heading2"/>
@@ -2049,13 +2138,13 @@
     <w:semiHidden/>
     <w:rsid w:val="00A10FD9"/>
     <w:rPr>
-      <w:rFonts w:asciiTheme="majorHAnsi" w:cstheme="majorBidi" w:eastAsiaTheme="majorEastAsia" w:hAnsiTheme="majorHAnsi"/>
-      <w:color w:themeColor="accent1" w:themeShade="BF" w:val="0F4761"/>
+      <w:rFonts w:asciiTheme="majorHAnsi" w:eastAsiaTheme="majorEastAsia" w:hAnsiTheme="majorHAnsi" w:cstheme="majorBidi"/>
+      <w:color w:val="0F4761" w:themeColor="accent1" w:themeShade="BF"/>
       <w:sz w:val="32"/>
       <w:szCs w:val="32"/>
     </w:rPr>
   </w:style>
-  <w:style w:customStyle="1" w:styleId="Heading3Char" w:type="character">
+  <w:style w:type="character" w:customStyle="1" w:styleId="Heading3Char">
     <w:name w:val="Heading 3 Char"/>
     <w:basedOn w:val="DefaultParagraphFont"/>
     <w:link w:val="Heading3"/>
@@ -2063,13 +2152,13 @@
     <w:semiHidden/>
     <w:rsid w:val="00A10FD9"/>
     <w:rPr>
-      <w:rFonts w:cstheme="majorBidi" w:eastAsiaTheme="majorEastAsia"/>
-      <w:color w:themeColor="accent1" w:themeShade="BF" w:val="0F4761"/>
+      <w:rFonts w:eastAsiaTheme="majorEastAsia" w:cstheme="majorBidi"/>
+      <w:color w:val="0F4761" w:themeColor="accent1" w:themeShade="BF"/>
       <w:sz w:val="28"/>
       <w:szCs w:val="28"/>
     </w:rPr>
   </w:style>
-  <w:style w:customStyle="1" w:styleId="Heading4Char" w:type="character">
+  <w:style w:type="character" w:customStyle="1" w:styleId="Heading4Char">
     <w:name w:val="Heading 4 Char"/>
     <w:basedOn w:val="DefaultParagraphFont"/>
     <w:link w:val="Heading4"/>
@@ -2077,13 +2166,13 @@
     <w:semiHidden/>
     <w:rsid w:val="00A10FD9"/>
     <w:rPr>
-      <w:rFonts w:cstheme="majorBidi" w:eastAsiaTheme="majorEastAsia"/>
+      <w:rFonts w:eastAsiaTheme="majorEastAsia" w:cstheme="majorBidi"/>
       <w:i/>
       <w:iCs/>
-      <w:color w:themeColor="accent1" w:themeShade="BF" w:val="0F4761"/>
-    </w:rPr>
-  </w:style>
-  <w:style w:customStyle="1" w:styleId="Heading5Char" w:type="character">
+      <w:color w:val="0F4761" w:themeColor="accent1" w:themeShade="BF"/>
+    </w:rPr>
+  </w:style>
+  <w:style w:type="character" w:customStyle="1" w:styleId="Heading5Char">
     <w:name w:val="Heading 5 Char"/>
     <w:basedOn w:val="DefaultParagraphFont"/>
     <w:link w:val="Heading5"/>
@@ -2091,11 +2180,11 @@
     <w:semiHidden/>
     <w:rsid w:val="00A10FD9"/>
     <w:rPr>
-      <w:rFonts w:cstheme="majorBidi" w:eastAsiaTheme="majorEastAsia"/>
-      <w:color w:themeColor="accent1" w:themeShade="BF" w:val="0F4761"/>
-    </w:rPr>
-  </w:style>
-  <w:style w:customStyle="1" w:styleId="Heading6Char" w:type="character">
+      <w:rFonts w:eastAsiaTheme="majorEastAsia" w:cstheme="majorBidi"/>
+      <w:color w:val="0F4761" w:themeColor="accent1" w:themeShade="BF"/>
+    </w:rPr>
+  </w:style>
+  <w:style w:type="character" w:customStyle="1" w:styleId="Heading6Char">
     <w:name w:val="Heading 6 Char"/>
     <w:basedOn w:val="DefaultParagraphFont"/>
     <w:link w:val="Heading6"/>
@@ -2103,13 +2192,13 @@
     <w:semiHidden/>
     <w:rsid w:val="00A10FD9"/>
     <w:rPr>
-      <w:rFonts w:cstheme="majorBidi" w:eastAsiaTheme="majorEastAsia"/>
+      <w:rFonts w:eastAsiaTheme="majorEastAsia" w:cstheme="majorBidi"/>
       <w:i/>
       <w:iCs/>
-      <w:color w:themeColor="text1" w:themeTint="A6" w:val="595959"/>
-    </w:rPr>
-  </w:style>
-  <w:style w:customStyle="1" w:styleId="Heading7Char" w:type="character">
+      <w:color w:val="595959" w:themeColor="text1" w:themeTint="A6"/>
+    </w:rPr>
+  </w:style>
+  <w:style w:type="character" w:customStyle="1" w:styleId="Heading7Char">
     <w:name w:val="Heading 7 Char"/>
     <w:basedOn w:val="DefaultParagraphFont"/>
     <w:link w:val="Heading7"/>
@@ -2117,11 +2206,11 @@
     <w:semiHidden/>
     <w:rsid w:val="00A10FD9"/>
     <w:rPr>
-      <w:rFonts w:cstheme="majorBidi" w:eastAsiaTheme="majorEastAsia"/>
-      <w:color w:themeColor="text1" w:themeTint="A6" w:val="595959"/>
-    </w:rPr>
-  </w:style>
-  <w:style w:customStyle="1" w:styleId="Heading8Char" w:type="character">
+      <w:rFonts w:eastAsiaTheme="majorEastAsia" w:cstheme="majorBidi"/>
+      <w:color w:val="595959" w:themeColor="text1" w:themeTint="A6"/>
+    </w:rPr>
+  </w:style>
+  <w:style w:type="character" w:customStyle="1" w:styleId="Heading8Char">
     <w:name w:val="Heading 8 Char"/>
     <w:basedOn w:val="DefaultParagraphFont"/>
     <w:link w:val="Heading8"/>
@@ -2129,13 +2218,13 @@
     <w:semiHidden/>
     <w:rsid w:val="00A10FD9"/>
     <w:rPr>
-      <w:rFonts w:cstheme="majorBidi" w:eastAsiaTheme="majorEastAsia"/>
+      <w:rFonts w:eastAsiaTheme="majorEastAsia" w:cstheme="majorBidi"/>
       <w:i/>
       <w:iCs/>
-      <w:color w:themeColor="text1" w:themeTint="D8" w:val="272727"/>
-    </w:rPr>
-  </w:style>
-  <w:style w:customStyle="1" w:styleId="Heading9Char" w:type="character">
+      <w:color w:val="272727" w:themeColor="text1" w:themeTint="D8"/>
+    </w:rPr>
+  </w:style>
+  <w:style w:type="character" w:customStyle="1" w:styleId="Heading9Char">
     <w:name w:val="Heading 9 Char"/>
     <w:basedOn w:val="DefaultParagraphFont"/>
     <w:link w:val="Heading9"/>
@@ -2143,11 +2232,11 @@
     <w:semiHidden/>
     <w:rsid w:val="00A10FD9"/>
     <w:rPr>
-      <w:rFonts w:cstheme="majorBidi" w:eastAsiaTheme="majorEastAsia"/>
-      <w:color w:themeColor="text1" w:themeTint="D8" w:val="272727"/>
-    </w:rPr>
-  </w:style>
-  <w:style w:styleId="BlockText" w:type="paragraph">
+      <w:rFonts w:eastAsiaTheme="majorEastAsia" w:cstheme="majorBidi"/>
+      <w:color w:val="272727" w:themeColor="text1" w:themeTint="D8"/>
+    </w:rPr>
+  </w:style>
+  <w:style w:type="paragraph" w:styleId="BlockText">
     <w:name w:val="Block Text"/>
     <w:basedOn w:val="BodyText"/>
     <w:next w:val="BodyText"/>
@@ -2155,19 +2244,18 @@
     <w:unhideWhenUsed/>
     <w:qFormat/>
     <w:pPr>
-      <w:spacing w:after="100" w:before="100"/>
-      <w:ind w:firstLine="0" w:left="480" w:right="480"/>
+      <w:spacing w:before="100" w:after="100"/>
+      <w:ind w:left="480" w:right="480"/>
     </w:pPr>
   </w:style>
-  <w:style w:styleId="FootnoteText" w:type="paragraph">
-    <w:name w:val="Footnote Text"/>
+  <w:style w:type="paragraph" w:styleId="FootnoteText">
+    <w:name w:val="footnote text"/>
     <w:basedOn w:val="Normal"/>
-    <w:next w:val="FootnoteText"/>
     <w:uiPriority w:val="9"/>
     <w:unhideWhenUsed/>
     <w:qFormat/>
   </w:style>
-  <w:style w:styleId="FootnoteBlockText" w:type="paragraph">
+  <w:style w:type="paragraph" w:customStyle="1" w:styleId="FootnoteBlockText">
     <w:name w:val="Footnote Block Text"/>
     <w:basedOn w:val="FootnoteText"/>
     <w:next w:val="FootnoteText"/>
@@ -2175,40 +2263,35 @@
     <w:unhideWhenUsed/>
     <w:qFormat/>
     <w:pPr>
-      <w:spacing w:after="100" w:before="100"/>
-      <w:ind w:firstLine="0" w:left="480" w:right="480"/>
+      <w:spacing w:before="100" w:after="100"/>
+      <w:ind w:left="480" w:right="480"/>
     </w:pPr>
   </w:style>
-  <w:style w:default="1" w:styleId="DefaultParagraphFont" w:type="character">
-    <w:name w:val="Default Paragraph Font"/>
-    <w:semiHidden/>
-    <w:unhideWhenUsed/>
-  </w:style>
-  <w:style w:default="1" w:styleId="Table" w:type="table">
+  <w:style w:type="table" w:customStyle="1" w:styleId="Table">
     <w:name w:val="Table"/>
-    <w:basedOn w:val="TableNormal"/>
     <w:semiHidden/>
     <w:unhideWhenUsed/>
     <w:qFormat/>
     <w:tblPr>
-      <w:tblInd w:type="dxa" w:w="0"/>
+      <w:tblInd w:w="0" w:type="dxa"/>
       <w:tblCellMar>
-        <w:top w:type="dxa" w:w="0"/>
-        <w:left w:type="dxa" w:w="108"/>
-        <w:bottom w:type="dxa" w:w="0"/>
-        <w:right w:type="dxa" w:w="108"/>
+        <w:top w:w="0" w:type="dxa"/>
+        <w:left w:w="108" w:type="dxa"/>
+        <w:bottom w:w="0" w:type="dxa"/>
+        <w:right w:w="108" w:type="dxa"/>
       </w:tblCellMar>
     </w:tblPr>
     <w:tblStylePr w:type="firstRow">
+      <w:tblPr/>
       <w:tcPr>
         <w:tcBorders>
-          <w:bottom w:val="single"/>
+          <w:bottom w:val="single" w:sz="0" w:space="0" w:color="auto"/>
         </w:tcBorders>
         <w:vAlign w:val="bottom"/>
       </w:tcPr>
     </w:tblStylePr>
   </w:style>
-  <w:style w:customStyle="1" w:styleId="DefinitionTerm" w:type="paragraph">
+  <w:style w:type="paragraph" w:customStyle="1" w:styleId="DefinitionTerm">
     <w:name w:val="Definition Term"/>
     <w:basedOn w:val="Normal"/>
     <w:next w:val="Definition"/>
@@ -2221,75 +2304,76 @@
       <w:b/>
     </w:rPr>
   </w:style>
-  <w:style w:customStyle="1" w:styleId="Definition" w:type="paragraph">
+  <w:style w:type="paragraph" w:customStyle="1" w:styleId="Definition">
     <w:name w:val="Definition"/>
     <w:basedOn w:val="Normal"/>
   </w:style>
-  <w:style w:styleId="Caption" w:type="paragraph">
-    <w:name w:val="Caption"/>
+  <w:style w:type="paragraph" w:styleId="Caption">
+    <w:name w:val="caption"/>
     <w:basedOn w:val="Normal"/>
-    <w:link w:val="BodyTextChar"/>
+    <w:link w:val="CaptionChar"/>
     <w:pPr>
-      <w:spacing w:after="120" w:before="0"/>
+      <w:spacing w:after="120"/>
     </w:pPr>
     <w:rPr>
       <w:i/>
     </w:rPr>
   </w:style>
-  <w:style w:customStyle="1" w:styleId="TableCaption" w:type="paragraph">
+  <w:style w:type="paragraph" w:customStyle="1" w:styleId="TableCaption">
     <w:name w:val="Table Caption"/>
     <w:basedOn w:val="Caption"/>
     <w:pPr>
       <w:keepNext/>
     </w:pPr>
   </w:style>
-  <w:style w:customStyle="1" w:styleId="ImageCaption" w:type="paragraph">
+  <w:style w:type="paragraph" w:customStyle="1" w:styleId="ImageCaption">
     <w:name w:val="Image Caption"/>
     <w:basedOn w:val="Caption"/>
   </w:style>
-  <w:style w:customStyle="1" w:styleId="Figure" w:type="paragraph">
+  <w:style w:type="paragraph" w:customStyle="1" w:styleId="Figure">
     <w:name w:val="Figure"/>
     <w:basedOn w:val="Normal"/>
   </w:style>
-  <w:style w:customStyle="1" w:styleId="CaptionedFigure" w:type="paragraph">
+  <w:style w:type="paragraph" w:customStyle="1" w:styleId="CaptionedFigure">
     <w:name w:val="Captioned Figure"/>
     <w:basedOn w:val="Figure"/>
     <w:pPr>
       <w:keepNext/>
     </w:pPr>
   </w:style>
-  <w:style w:customStyle="1" w:styleId="BodyTextChar" w:type="character">
-    <w:name w:val="Body Text Char"/>
+  <w:style w:type="character" w:customStyle="1" w:styleId="CaptionChar">
+    <w:name w:val="Caption Char"/>
     <w:basedOn w:val="DefaultParagraphFont"/>
-    <w:link w:val="BodyText"/>
-  </w:style>
-  <w:style w:customStyle="1" w:styleId="VerbatimChar" w:type="character">
+    <w:link w:val="Caption"/>
+  </w:style>
+  <w:style w:type="character" w:customStyle="1" w:styleId="VerbatimChar">
     <w:name w:val="Verbatim Char"/>
-    <w:basedOn w:val="BodyTextChar"/>
-    <w:rPr>
-      <w:rFonts w:ascii="Consolas" w:hAnsi="Consolas"/>
-      <w:sz w:val="22"/>
-    </w:rPr>
-  </w:style>
-  <w:style w:customStyle="1" w:styleId="SectionNumber" w:type="character">
+    <w:basedOn w:val="CaptionChar"/>
+    <w:link w:val="SourceCode"/>
+    <w:rPr>
+      <w:rFonts w:ascii="Consolas" w:hAnsi="Consolas"/>
+      <w:sz w:val="22"/>
+    </w:rPr>
+  </w:style>
+  <w:style w:type="character" w:customStyle="1" w:styleId="SectionNumber">
     <w:name w:val="Section Number"/>
-    <w:basedOn w:val="BodyTextChar"/>
-  </w:style>
-  <w:style w:styleId="FootnoteReference" w:type="character">
-    <w:name w:val="Footnote Reference"/>
-    <w:basedOn w:val="BodyTextChar"/>
+    <w:basedOn w:val="CaptionChar"/>
+  </w:style>
+  <w:style w:type="character" w:styleId="FootnoteReference">
+    <w:name w:val="footnote reference"/>
+    <w:basedOn w:val="CaptionChar"/>
     <w:rPr>
       <w:vertAlign w:val="superscript"/>
     </w:rPr>
   </w:style>
-  <w:style w:styleId="Hyperlink" w:type="character">
+  <w:style w:type="character" w:styleId="Hyperlink">
     <w:name w:val="Hyperlink"/>
-    <w:basedOn w:val="BodyTextChar"/>
-    <w:rPr>
-      <w:color w:themeColor="accent1" w:val="4F81BD"/>
-    </w:rPr>
-  </w:style>
-  <w:style w:styleId="TOCHeading" w:type="paragraph">
+    <w:basedOn w:val="CaptionChar"/>
+    <w:rPr>
+      <w:color w:val="156082" w:themeColor="accent1"/>
+    </w:rPr>
+  </w:style>
+  <w:style w:type="paragraph" w:styleId="TOCHeading">
     <w:name w:val="TOC Heading"/>
     <w:basedOn w:val="Heading1"/>
     <w:next w:val="BodyText"/>
@@ -2300,246 +2384,305 @@
       <w:spacing w:before="240" w:line="259" w:lineRule="auto"/>
       <w:outlineLvl w:val="9"/>
     </w:pPr>
-    <w:rPr>
-      <w:rFonts w:asciiTheme="majorHAnsi" w:cstheme="majorBidi" w:eastAsiaTheme="majorEastAsia" w:hAnsiTheme="majorHAnsi"/>
-      <w:b w:val="0"/>
-      <w:bCs w:val="0"/>
-      <w:color w:themeColor="accent1" w:themeShade="BF" w:val="365F91"/>
-    </w:rPr>
   </w:style>
   <w:style w:type="paragraph" w:customStyle="1" w:styleId="SourceCode">
     <w:name w:val="Source Code"/>
     <w:basedOn w:val="Normal"/>
     <w:link w:val="VerbatimChar"/>
     <w:pPr>
-      <w:wordWrap w:val="off"/>
+      <w:wordWrap w:val="0"/>
     </w:pPr>
   </w:style>
   <w:style w:type="character" w:customStyle="1" w:styleId="KeywordTok">
     <w:name w:val="KeywordTok"/>
     <w:basedOn w:val="VerbatimChar"/>
     <w:rPr>
+      <w:rFonts w:ascii="Consolas" w:hAnsi="Consolas"/>
       <w:b/>
       <w:color w:val="007020"/>
+      <w:sz w:val="22"/>
     </w:rPr>
   </w:style>
   <w:style w:type="character" w:customStyle="1" w:styleId="DataTypeTok">
     <w:name w:val="DataTypeTok"/>
     <w:basedOn w:val="VerbatimChar"/>
     <w:rPr>
+      <w:rFonts w:ascii="Consolas" w:hAnsi="Consolas"/>
       <w:color w:val="902000"/>
+      <w:sz w:val="22"/>
     </w:rPr>
   </w:style>
   <w:style w:type="character" w:customStyle="1" w:styleId="DecValTok">
     <w:name w:val="DecValTok"/>
     <w:basedOn w:val="VerbatimChar"/>
     <w:rPr>
-      <w:color w:val="40a070"/>
+      <w:rFonts w:ascii="Consolas" w:hAnsi="Consolas"/>
+      <w:color w:val="40A070"/>
+      <w:sz w:val="22"/>
     </w:rPr>
   </w:style>
   <w:style w:type="character" w:customStyle="1" w:styleId="BaseNTok">
     <w:name w:val="BaseNTok"/>
     <w:basedOn w:val="VerbatimChar"/>
     <w:rPr>
-      <w:color w:val="40a070"/>
+      <w:rFonts w:ascii="Consolas" w:hAnsi="Consolas"/>
+      <w:color w:val="40A070"/>
+      <w:sz w:val="22"/>
     </w:rPr>
   </w:style>
   <w:style w:type="character" w:customStyle="1" w:styleId="FloatTok">
     <w:name w:val="FloatTok"/>
     <w:basedOn w:val="VerbatimChar"/>
     <w:rPr>
-      <w:color w:val="40a070"/>
+      <w:rFonts w:ascii="Consolas" w:hAnsi="Consolas"/>
+      <w:color w:val="40A070"/>
+      <w:sz w:val="22"/>
     </w:rPr>
   </w:style>
   <w:style w:type="character" w:customStyle="1" w:styleId="ConstantTok">
     <w:name w:val="ConstantTok"/>
     <w:basedOn w:val="VerbatimChar"/>
     <w:rPr>
+      <w:rFonts w:ascii="Consolas" w:hAnsi="Consolas"/>
       <w:color w:val="880000"/>
+      <w:sz w:val="22"/>
     </w:rPr>
   </w:style>
   <w:style w:type="character" w:customStyle="1" w:styleId="CharTok">
     <w:name w:val="CharTok"/>
     <w:basedOn w:val="VerbatimChar"/>
     <w:rPr>
-      <w:color w:val="4070a0"/>
+      <w:rFonts w:ascii="Consolas" w:hAnsi="Consolas"/>
+      <w:color w:val="4070A0"/>
+      <w:sz w:val="22"/>
     </w:rPr>
   </w:style>
   <w:style w:type="character" w:customStyle="1" w:styleId="SpecialCharTok">
     <w:name w:val="SpecialCharTok"/>
     <w:basedOn w:val="VerbatimChar"/>
     <w:rPr>
-      <w:color w:val="4070a0"/>
+      <w:rFonts w:ascii="Consolas" w:hAnsi="Consolas"/>
+      <w:color w:val="4070A0"/>
+      <w:sz w:val="22"/>
     </w:rPr>
   </w:style>
   <w:style w:type="character" w:customStyle="1" w:styleId="StringTok">
     <w:name w:val="StringTok"/>
     <w:basedOn w:val="VerbatimChar"/>
     <w:rPr>
-      <w:color w:val="4070a0"/>
+      <w:rFonts w:ascii="Consolas" w:hAnsi="Consolas"/>
+      <w:color w:val="4070A0"/>
+      <w:sz w:val="22"/>
     </w:rPr>
   </w:style>
   <w:style w:type="character" w:customStyle="1" w:styleId="VerbatimStringTok">
     <w:name w:val="VerbatimStringTok"/>
     <w:basedOn w:val="VerbatimChar"/>
     <w:rPr>
-      <w:color w:val="4070a0"/>
+      <w:rFonts w:ascii="Consolas" w:hAnsi="Consolas"/>
+      <w:color w:val="4070A0"/>
+      <w:sz w:val="22"/>
     </w:rPr>
   </w:style>
   <w:style w:type="character" w:customStyle="1" w:styleId="SpecialStringTok">
     <w:name w:val="SpecialStringTok"/>
     <w:basedOn w:val="VerbatimChar"/>
     <w:rPr>
-      <w:color w:val="bb6688"/>
+      <w:rFonts w:ascii="Consolas" w:hAnsi="Consolas"/>
+      <w:color w:val="BB6688"/>
+      <w:sz w:val="22"/>
     </w:rPr>
   </w:style>
   <w:style w:type="character" w:customStyle="1" w:styleId="ImportTok">
     <w:name w:val="ImportTok"/>
     <w:basedOn w:val="VerbatimChar"/>
     <w:rPr>
+      <w:rFonts w:ascii="Consolas" w:hAnsi="Consolas"/>
       <w:b/>
       <w:color w:val="008000"/>
+      <w:sz w:val="22"/>
     </w:rPr>
   </w:style>
   <w:style w:type="character" w:customStyle="1" w:styleId="CommentTok">
     <w:name w:val="CommentTok"/>
     <w:basedOn w:val="VerbatimChar"/>
     <w:rPr>
+      <w:rFonts w:ascii="Consolas" w:hAnsi="Consolas"/>
       <w:i/>
-      <w:color w:val="60a0b0"/>
+      <w:color w:val="60A0B0"/>
+      <w:sz w:val="22"/>
     </w:rPr>
   </w:style>
   <w:style w:type="character" w:customStyle="1" w:styleId="DocumentationTok">
     <w:name w:val="DocumentationTok"/>
     <w:basedOn w:val="VerbatimChar"/>
     <w:rPr>
+      <w:rFonts w:ascii="Consolas" w:hAnsi="Consolas"/>
       <w:i/>
-      <w:color w:val="ba2121"/>
+      <w:color w:val="BA2121"/>
+      <w:sz w:val="22"/>
     </w:rPr>
   </w:style>
   <w:style w:type="character" w:customStyle="1" w:styleId="AnnotationTok">
     <w:name w:val="AnnotationTok"/>
     <w:basedOn w:val="VerbatimChar"/>
     <w:rPr>
+      <w:rFonts w:ascii="Consolas" w:hAnsi="Consolas"/>
       <w:b/>
       <w:i/>
-      <w:color w:val="60a0b0"/>
+      <w:color w:val="60A0B0"/>
+      <w:sz w:val="22"/>
     </w:rPr>
   </w:style>
   <w:style w:type="character" w:customStyle="1" w:styleId="CommentVarTok">
     <w:name w:val="CommentVarTok"/>
     <w:basedOn w:val="VerbatimChar"/>
     <w:rPr>
+      <w:rFonts w:ascii="Consolas" w:hAnsi="Consolas"/>
       <w:b/>
       <w:i/>
-      <w:color w:val="60a0b0"/>
+      <w:color w:val="60A0B0"/>
+      <w:sz w:val="22"/>
     </w:rPr>
   </w:style>
   <w:style w:type="character" w:customStyle="1" w:styleId="OtherTok">
     <w:name w:val="OtherTok"/>
     <w:basedOn w:val="VerbatimChar"/>
     <w:rPr>
+      <w:rFonts w:ascii="Consolas" w:hAnsi="Consolas"/>
       <w:color w:val="007020"/>
+      <w:sz w:val="22"/>
     </w:rPr>
   </w:style>
   <w:style w:type="character" w:customStyle="1" w:styleId="FunctionTok">
     <w:name w:val="FunctionTok"/>
     <w:basedOn w:val="VerbatimChar"/>
     <w:rPr>
-      <w:color w:val="06287e"/>
+      <w:rFonts w:ascii="Consolas" w:hAnsi="Consolas"/>
+      <w:color w:val="06287E"/>
+      <w:sz w:val="22"/>
     </w:rPr>
   </w:style>
   <w:style w:type="character" w:customStyle="1" w:styleId="VariableTok">
     <w:name w:val="VariableTok"/>
     <w:basedOn w:val="VerbatimChar"/>
     <w:rPr>
-      <w:color w:val="19177c"/>
+      <w:rFonts w:ascii="Consolas" w:hAnsi="Consolas"/>
+      <w:color w:val="19177C"/>
+      <w:sz w:val="22"/>
     </w:rPr>
   </w:style>
   <w:style w:type="character" w:customStyle="1" w:styleId="ControlFlowTok">
     <w:name w:val="ControlFlowTok"/>
     <w:basedOn w:val="VerbatimChar"/>
     <w:rPr>
+      <w:rFonts w:ascii="Consolas" w:hAnsi="Consolas"/>
       <w:b/>
       <w:color w:val="007020"/>
+      <w:sz w:val="22"/>
     </w:rPr>
   </w:style>
   <w:style w:type="character" w:customStyle="1" w:styleId="OperatorTok">
     <w:name w:val="OperatorTok"/>
     <w:basedOn w:val="VerbatimChar"/>
     <w:rPr>
+      <w:rFonts w:ascii="Consolas" w:hAnsi="Consolas"/>
       <w:color w:val="666666"/>
+      <w:sz w:val="22"/>
     </w:rPr>
   </w:style>
   <w:style w:type="character" w:customStyle="1" w:styleId="BuiltInTok">
     <w:name w:val="BuiltInTok"/>
     <w:basedOn w:val="VerbatimChar"/>
     <w:rPr>
+      <w:rFonts w:ascii="Consolas" w:hAnsi="Consolas"/>
       <w:color w:val="008000"/>
+      <w:sz w:val="22"/>
     </w:rPr>
   </w:style>
   <w:style w:type="character" w:customStyle="1" w:styleId="ExtensionTok">
     <w:name w:val="ExtensionTok"/>
     <w:basedOn w:val="VerbatimChar"/>
-    <w:rPr/>
+    <w:rPr>
+      <w:rFonts w:ascii="Consolas" w:hAnsi="Consolas"/>
+      <w:sz w:val="22"/>
+    </w:rPr>
   </w:style>
   <w:style w:type="character" w:customStyle="1" w:styleId="PreprocessorTok">
     <w:name w:val="PreprocessorTok"/>
     <w:basedOn w:val="VerbatimChar"/>
     <w:rPr>
-      <w:color w:val="bc7a00"/>
+      <w:rFonts w:ascii="Consolas" w:hAnsi="Consolas"/>
+      <w:color w:val="BC7A00"/>
+      <w:sz w:val="22"/>
     </w:rPr>
   </w:style>
   <w:style w:type="character" w:customStyle="1" w:styleId="AttributeTok">
     <w:name w:val="AttributeTok"/>
     <w:basedOn w:val="VerbatimChar"/>
     <w:rPr>
-      <w:color w:val="7d9029"/>
+      <w:rFonts w:ascii="Consolas" w:hAnsi="Consolas"/>
+      <w:color w:val="7D9029"/>
+      <w:sz w:val="22"/>
     </w:rPr>
   </w:style>
   <w:style w:type="character" w:customStyle="1" w:styleId="RegionMarkerTok">
     <w:name w:val="RegionMarkerTok"/>
     <w:basedOn w:val="VerbatimChar"/>
-    <w:rPr/>
+    <w:rPr>
+      <w:rFonts w:ascii="Consolas" w:hAnsi="Consolas"/>
+      <w:sz w:val="22"/>
+    </w:rPr>
   </w:style>
   <w:style w:type="character" w:customStyle="1" w:styleId="InformationTok">
     <w:name w:val="InformationTok"/>
     <w:basedOn w:val="VerbatimChar"/>
     <w:rPr>
+      <w:rFonts w:ascii="Consolas" w:hAnsi="Consolas"/>
       <w:b/>
       <w:i/>
-      <w:color w:val="60a0b0"/>
+      <w:color w:val="60A0B0"/>
+      <w:sz w:val="22"/>
     </w:rPr>
   </w:style>
   <w:style w:type="character" w:customStyle="1" w:styleId="WarningTok">
     <w:name w:val="WarningTok"/>
     <w:basedOn w:val="VerbatimChar"/>
     <w:rPr>
+      <w:rFonts w:ascii="Consolas" w:hAnsi="Consolas"/>
       <w:b/>
       <w:i/>
-      <w:color w:val="60a0b0"/>
+      <w:color w:val="60A0B0"/>
+      <w:sz w:val="22"/>
     </w:rPr>
   </w:style>
   <w:style w:type="character" w:customStyle="1" w:styleId="AlertTok">
     <w:name w:val="AlertTok"/>
     <w:basedOn w:val="VerbatimChar"/>
     <w:rPr>
+      <w:rFonts w:ascii="Consolas" w:hAnsi="Consolas"/>
       <w:b/>
-      <w:color w:val="ff0000"/>
+      <w:color w:val="FF0000"/>
+      <w:sz w:val="22"/>
     </w:rPr>
   </w:style>
   <w:style w:type="character" w:customStyle="1" w:styleId="ErrorTok">
     <w:name w:val="ErrorTok"/>
     <w:basedOn w:val="VerbatimChar"/>
     <w:rPr>
+      <w:rFonts w:ascii="Consolas" w:hAnsi="Consolas"/>
       <w:b/>
-      <w:color w:val="ff0000"/>
+      <w:color w:val="FF0000"/>
+      <w:sz w:val="22"/>
     </w:rPr>
   </w:style>
   <w:style w:type="character" w:customStyle="1" w:styleId="NormalTok">
     <w:name w:val="NormalTok"/>
     <w:basedOn w:val="VerbatimChar"/>
-    <w:rPr/>
+    <w:rPr>
+      <w:rFonts w:ascii="Consolas" w:hAnsi="Consolas"/>
+      <w:sz w:val="22"/>
+    </w:rPr>
   </w:style>
 </w:styles>
 </file>
